--- a/PHP_MySQL_Version/NexaCrest_PHP_Deployment_Guide.docx
+++ b/PHP_MySQL_Version/NexaCrest_PHP_Deployment_Guide.docx
@@ -963,7 +963,7 @@
       </w:r>
       <w:r>
         <w:rPr/>
-        <w:t xml:space="preserve"> Default seeded account:</w:t>
+        <w:t xml:space="preserve"> Default seeded accounts (both Super Admin, both same password):</w:t>
       </w:r>
     </w:p>
     <w:p>
@@ -984,7 +984,7 @@
           <w:sz w:val="18"/>
           <w:szCs w:val="18"/>
         </w:rPr>
-        <w:t xml:space="preserve">admin@nexacrest.placeholder</w:t>
+        <w:t xml:space="preserve">gulmohar.sontakke@nexacrestinternational.com</w:t>
       </w:r>
     </w:p>
     <w:p>
@@ -997,6 +997,27 @@
       </w:pPr>
       <w:r>
         <w:rPr/>
+        <w:t xml:space="preserve">Email: </w:t>
+      </w:r>
+      <w:r>
+        <w:rPr>
+          <w:rFonts w:ascii="Consolas" w:hAnsi="Consolas" w:eastAsia="Consolas" w:cs="Consolas"/>
+          <w:sz w:val="18"/>
+          <w:szCs w:val="18"/>
+        </w:rPr>
+        <w:t xml:space="preserve">arti.sontakke@nexacrestinternational.com</w:t>
+      </w:r>
+    </w:p>
+    <w:p>
+      <w:pPr>
+        <w:spacing w:after="60"/>
+        <w:numPr>
+          <w:ilvl w:val="1"/>
+          <w:numId w:val="6"/>
+        </w:numPr>
+      </w:pPr>
+      <w:r>
+        <w:rPr/>
         <w:t xml:space="preserve">Password: </w:t>
       </w:r>
       <w:r>
@@ -1026,7 +1047,7 @@
       </w:r>
       <w:r>
         <w:rPr/>
-        <w:t xml:space="preserve"> is set on the seeded user).</w:t>
+        <w:t xml:space="preserve"> is set on both seeded users).</w:t>
       </w:r>
     </w:p>
     <w:p>
@@ -10568,10 +10589,6 @@
     </w:sectPr>
   </w:body>
 </w:document>
-</file>
-
-<file path=word/comments.xml><?xml version="1.0" encoding="utf-8"?>
-<w:comments xmlns:ve="http://schemas.openxmlformats.org/markup-compatibility/2006" xmlns:o="urn:schemas-microsoft-com:office:office" xmlns:r="http://schemas.openxmlformats.org/officeDocument/2006/relationships" xmlns:m="http://schemas.openxmlformats.org/officeDocument/2006/math" xmlns:v="urn:schemas-microsoft-com:vml" xmlns:wp="http://schemas.openxmlformats.org/drawingml/2006/wordprocessingDrawing" xmlns:w10="urn:schemas-microsoft-com:office:word" xmlns:w="http://schemas.openxmlformats.org/wordprocessingml/2006/main" xmlns:wne="http://schemas.microsoft.com/office/word/2006/wordml"/>
 </file>
 
 <file path=word/numbering.xml><?xml version="1.0" encoding="utf-8"?>

--- a/PHP_MySQL_Version/NexaCrest_PHP_Deployment_Guide.docx
+++ b/PHP_MySQL_Version/NexaCrest_PHP_Deployment_Guide.docx
@@ -109,7 +109,7 @@
           <w:sz w:val="18"/>
           <w:szCs w:val="18"/>
         </w:rPr>
-        <w:t xml:space="preserve">docs/schema.sql — full database schema (112 tables, 216 foreign keys as of 28 October 2026; 52 tables / 76 foreign keys at the time of this Phase D delivery), validated against a live MariaDB instance after every change in this delivery, including the Phase D additions below.</w:t>
+        <w:t xml:space="preserve">docs/schema.sql — full database schema (113 tables, 218 foreign keys as of 29 October 2026; 52 tables / 76 foreign keys at the time of this Phase D delivery), validated against a live MariaDB instance after every change in this delivery, including the Phase D additions below.</w:t>
       </w:r>
       <w:r>
         <w:rPr/>
@@ -179,7 +179,7 @@
       </w:r>
       <w:r>
         <w:rPr/>
-        <w:t xml:space="preserve"> — the two scheduled jobs Phase D needs (see "Bluehost cron setup" below): </w:t>
+        <w:t xml:space="preserve"> — the four scheduled jobs (see "Bluehost cron setup" below): </w:t>
       </w:r>
       <w:r>
         <w:rPr>
@@ -191,6 +191,30 @@
       </w:r>
       <w:r>
         <w:rPr/>
+        <w:t xml:space="preserve">, </w:t>
+      </w:r>
+      <w:r>
+        <w:rPr>
+          <w:rFonts w:ascii="Consolas" w:hAnsi="Consolas" w:eastAsia="Consolas" w:cs="Consolas"/>
+          <w:sz w:val="18"/>
+          <w:szCs w:val="18"/>
+        </w:rPr>
+        <w:t xml:space="preserve">auto_confirm_oc_acknowledgments.php</w:t>
+      </w:r>
+      <w:r>
+        <w:rPr/>
+        <w:t xml:space="preserve">, </w:t>
+      </w:r>
+      <w:r>
+        <w:rPr>
+          <w:rFonts w:ascii="Consolas" w:hAnsi="Consolas" w:eastAsia="Consolas" w:cs="Consolas"/>
+          <w:sz w:val="18"/>
+          <w:szCs w:val="18"/>
+        </w:rPr>
+        <w:t xml:space="preserve">check_alerts.php</w:t>
+      </w:r>
+      <w:r>
+        <w:rPr/>
         <w:t xml:space="preserve"> and </w:t>
       </w:r>
       <w:r>
@@ -199,11 +223,35 @@
           <w:sz w:val="18"/>
           <w:szCs w:val="18"/>
         </w:rPr>
-        <w:t xml:space="preserve">check_alerts.php</w:t>
-      </w:r>
-      <w:r>
-        <w:rPr/>
-        <w:t xml:space="preserve">. Empty in Phase A–C; populated in this delivery.</w:t>
+        <w:t xml:space="preserve">zoho_sync.php</w:t>
+      </w:r>
+      <w:r>
+        <w:rPr/>
+        <w:t xml:space="preserve">; plus two scripts run by hand only: </w:t>
+      </w:r>
+      <w:r>
+        <w:rPr>
+          <w:rFonts w:ascii="Consolas" w:hAnsi="Consolas" w:eastAsia="Consolas" w:cs="Consolas"/>
+          <w:sz w:val="18"/>
+          <w:szCs w:val="18"/>
+        </w:rPr>
+        <w:t xml:space="preserve">zoho_cleanup_test_records.php</w:t>
+      </w:r>
+      <w:r>
+        <w:rPr/>
+        <w:t xml:space="preserve"> (removes the Zoho Books test records before go-live) and </w:t>
+      </w:r>
+      <w:r>
+        <w:rPr>
+          <w:rFonts w:ascii="Consolas" w:hAnsi="Consolas" w:eastAsia="Consolas" w:cs="Consolas"/>
+          <w:sz w:val="18"/>
+          <w:szCs w:val="18"/>
+        </w:rPr>
+        <w:t xml:space="preserve">reorganize_order_files.php</w:t>
+      </w:r>
+      <w:r>
+        <w:rPr/>
+        <w:t xml:space="preserve"> (one-off move of older order files into the step-named folders).</w:t>
       </w:r>
     </w:p>
     <w:p>
@@ -441,6 +489,335 @@
       <w:pPr>
         <w:pStyle w:val="Heading2"/>
       </w:pPr>
+      <w:r>
+        <w:t xml:space="preserve">Server requirements</w:t>
+      </w:r>
+    </w:p>
+    <w:p>
+      <w:pPr>
+        <w:spacing w:after="60"/>
+        <w:numPr>
+          <w:ilvl w:val="0"/>
+          <w:numId w:val="6"/>
+        </w:numPr>
+      </w:pPr>
+      <w:r>
+        <w:rPr>
+          <w:b w:val="1"/>
+          <w:bCs w:val="1"/>
+        </w:rPr>
+        <w:t xml:space="preserve">PHP 8.1 or newer</w:t>
+      </w:r>
+      <w:r>
+        <w:rPr/>
+        <w:t xml:space="preserve"> (</w:t>
+      </w:r>
+      <w:r>
+        <w:rPr>
+          <w:rFonts w:ascii="Consolas" w:hAnsi="Consolas" w:eastAsia="Consolas" w:cs="Consolas"/>
+          <w:sz w:val="18"/>
+          <w:szCs w:val="18"/>
+        </w:rPr>
+        <w:t xml:space="preserve">composer.json</w:t>
+      </w:r>
+      <w:r>
+        <w:rPr/>
+        <w:t xml:space="preserve">; developed and tested on PHP 8.3 and 8.4) with the extensions </w:t>
+      </w:r>
+      <w:r>
+        <w:rPr>
+          <w:rFonts w:ascii="Consolas" w:hAnsi="Consolas" w:eastAsia="Consolas" w:cs="Consolas"/>
+          <w:sz w:val="18"/>
+          <w:szCs w:val="18"/>
+        </w:rPr>
+        <w:t xml:space="preserve">pdo_mysql</w:t>
+      </w:r>
+      <w:r>
+        <w:rPr/>
+        <w:t xml:space="preserve">, </w:t>
+      </w:r>
+      <w:r>
+        <w:rPr>
+          <w:rFonts w:ascii="Consolas" w:hAnsi="Consolas" w:eastAsia="Consolas" w:cs="Consolas"/>
+          <w:sz w:val="18"/>
+          <w:szCs w:val="18"/>
+        </w:rPr>
+        <w:t xml:space="preserve">mbstring</w:t>
+      </w:r>
+      <w:r>
+        <w:rPr/>
+        <w:t xml:space="preserve">, </w:t>
+      </w:r>
+      <w:r>
+        <w:rPr>
+          <w:rFonts w:ascii="Consolas" w:hAnsi="Consolas" w:eastAsia="Consolas" w:cs="Consolas"/>
+          <w:sz w:val="18"/>
+          <w:szCs w:val="18"/>
+        </w:rPr>
+        <w:t xml:space="preserve">gd</w:t>
+      </w:r>
+      <w:r>
+        <w:rPr/>
+        <w:t xml:space="preserve"> (images, PDF), </w:t>
+      </w:r>
+      <w:r>
+        <w:rPr>
+          <w:rFonts w:ascii="Consolas" w:hAnsi="Consolas" w:eastAsia="Consolas" w:cs="Consolas"/>
+          <w:sz w:val="18"/>
+          <w:szCs w:val="18"/>
+        </w:rPr>
+        <w:t xml:space="preserve">curl</w:t>
+      </w:r>
+      <w:r>
+        <w:rPr/>
+        <w:t xml:space="preserve"> (Zoho Books), </w:t>
+      </w:r>
+      <w:r>
+        <w:rPr>
+          <w:rFonts w:ascii="Consolas" w:hAnsi="Consolas" w:eastAsia="Consolas" w:cs="Consolas"/>
+          <w:sz w:val="18"/>
+          <w:szCs w:val="18"/>
+        </w:rPr>
+        <w:t xml:space="preserve">zip</w:t>
+      </w:r>
+      <w:r>
+        <w:rPr/>
+        <w:t xml:space="preserve"> (order dossier ZIP, Word files), </w:t>
+      </w:r>
+      <w:r>
+        <w:rPr>
+          <w:rFonts w:ascii="Consolas" w:hAnsi="Consolas" w:eastAsia="Consolas" w:cs="Consolas"/>
+          <w:sz w:val="18"/>
+          <w:szCs w:val="18"/>
+        </w:rPr>
+        <w:t xml:space="preserve">openssl</w:t>
+      </w:r>
+      <w:r>
+        <w:rPr/>
+        <w:t xml:space="preserve">, </w:t>
+      </w:r>
+      <w:r>
+        <w:rPr>
+          <w:rFonts w:ascii="Consolas" w:hAnsi="Consolas" w:eastAsia="Consolas" w:cs="Consolas"/>
+          <w:sz w:val="18"/>
+          <w:szCs w:val="18"/>
+        </w:rPr>
+        <w:t xml:space="preserve">fileinfo</w:t>
+      </w:r>
+      <w:r>
+        <w:rPr/>
+        <w:t xml:space="preserve"> and </w:t>
+      </w:r>
+      <w:r>
+        <w:rPr>
+          <w:rFonts w:ascii="Consolas" w:hAnsi="Consolas" w:eastAsia="Consolas" w:cs="Consolas"/>
+          <w:sz w:val="18"/>
+          <w:szCs w:val="18"/>
+        </w:rPr>
+        <w:t xml:space="preserve">dom</w:t>
+      </w:r>
+      <w:r>
+        <w:rPr/>
+        <w:t xml:space="preserve">/</w:t>
+      </w:r>
+      <w:r>
+        <w:rPr>
+          <w:rFonts w:ascii="Consolas" w:hAnsi="Consolas" w:eastAsia="Consolas" w:cs="Consolas"/>
+          <w:sz w:val="18"/>
+          <w:szCs w:val="18"/>
+        </w:rPr>
+        <w:t xml:space="preserve">xml</w:t>
+      </w:r>
+      <w:r>
+        <w:rPr/>
+        <w:t xml:space="preserve"> (DOMPDF, PHPWord). Check with </w:t>
+      </w:r>
+      <w:r>
+        <w:rPr>
+          <w:rFonts w:ascii="Consolas" w:hAnsi="Consolas" w:eastAsia="Consolas" w:cs="Consolas"/>
+          <w:sz w:val="18"/>
+          <w:szCs w:val="18"/>
+        </w:rPr>
+        <w:t xml:space="preserve">php -v</w:t>
+      </w:r>
+      <w:r>
+        <w:rPr/>
+        <w:t xml:space="preserve"> and </w:t>
+      </w:r>
+      <w:r>
+        <w:rPr>
+          <w:rFonts w:ascii="Consolas" w:hAnsi="Consolas" w:eastAsia="Consolas" w:cs="Consolas"/>
+          <w:sz w:val="18"/>
+          <w:szCs w:val="18"/>
+        </w:rPr>
+        <w:t xml:space="preserve">php -m</w:t>
+      </w:r>
+      <w:r>
+        <w:rPr/>
+        <w:t xml:space="preserve">.</w:t>
+      </w:r>
+    </w:p>
+    <w:p>
+      <w:pPr>
+        <w:spacing w:after="60"/>
+        <w:numPr>
+          <w:ilvl w:val="0"/>
+          <w:numId w:val="6"/>
+        </w:numPr>
+      </w:pPr>
+      <w:r>
+        <w:rPr/>
+        <w:t xml:space="preserve">The </w:t>
+      </w:r>
+      <w:r>
+        <w:rPr>
+          <w:rFonts w:ascii="Consolas" w:hAnsi="Consolas" w:eastAsia="Consolas" w:cs="Consolas"/>
+          <w:sz w:val="18"/>
+          <w:szCs w:val="18"/>
+        </w:rPr>
+        <w:t xml:space="preserve">php</w:t>
+      </w:r>
+      <w:r>
+        <w:rPr/>
+        <w:t xml:space="preserve"> your cron entries call must be the same PHP 8.1+ with the same extensions. On cPanel the command-line </w:t>
+      </w:r>
+      <w:r>
+        <w:rPr>
+          <w:rFonts w:ascii="Consolas" w:hAnsi="Consolas" w:eastAsia="Consolas" w:cs="Consolas"/>
+          <w:sz w:val="18"/>
+          <w:szCs w:val="18"/>
+        </w:rPr>
+        <w:t xml:space="preserve">php</w:t>
+      </w:r>
+      <w:r>
+        <w:rPr/>
+        <w:t xml:space="preserve"> can be a different version from the website's; if </w:t>
+      </w:r>
+      <w:r>
+        <w:rPr>
+          <w:rFonts w:ascii="Consolas" w:hAnsi="Consolas" w:eastAsia="Consolas" w:cs="Consolas"/>
+          <w:sz w:val="18"/>
+          <w:szCs w:val="18"/>
+        </w:rPr>
+        <w:t xml:space="preserve">php -v</w:t>
+      </w:r>
+      <w:r>
+        <w:rPr/>
+        <w:t xml:space="preserve"> over SSH shows an older one, use the full path of the right PHP binary in the cron lines.</w:t>
+      </w:r>
+    </w:p>
+    <w:p>
+      <w:pPr>
+        <w:spacing w:after="60"/>
+        <w:numPr>
+          <w:ilvl w:val="0"/>
+          <w:numId w:val="6"/>
+        </w:numPr>
+      </w:pPr>
+      <w:r>
+        <w:rPr>
+          <w:b w:val="1"/>
+          <w:bCs w:val="1"/>
+        </w:rPr>
+        <w:t xml:space="preserve">MySQL 8.0+</w:t>
+      </w:r>
+      <w:r>
+        <w:rPr/>
+        <w:t xml:space="preserve"> on the live server — the host runs MySQL, and every migration is written for it (queries also pass </w:t>
+      </w:r>
+      <w:r>
+        <w:rPr>
+          <w:rFonts w:ascii="Consolas" w:hAnsi="Consolas" w:eastAsia="Consolas" w:cs="Consolas"/>
+          <w:sz w:val="18"/>
+          <w:szCs w:val="18"/>
+        </w:rPr>
+        <w:t xml:space="preserve">ONLY_FULL_GROUP_BY</w:t>
+      </w:r>
+      <w:r>
+        <w:rPr/>
+        <w:t xml:space="preserve">). MariaDB 10.6+ is fine for a development copy, but run the live database's migrations with the host's MySQL. SSH with the </w:t>
+      </w:r>
+      <w:r>
+        <w:rPr>
+          <w:rFonts w:ascii="Consolas" w:hAnsi="Consolas" w:eastAsia="Consolas" w:cs="Consolas"/>
+          <w:sz w:val="18"/>
+          <w:szCs w:val="18"/>
+        </w:rPr>
+        <w:t xml:space="preserve">mysql</w:t>
+      </w:r>
+      <w:r>
+        <w:rPr/>
+        <w:t xml:space="preserve"> client is the simplest way to run them.</w:t>
+      </w:r>
+    </w:p>
+    <w:p>
+      <w:pPr>
+        <w:spacing w:after="60"/>
+        <w:numPr>
+          <w:ilvl w:val="0"/>
+          <w:numId w:val="6"/>
+        </w:numPr>
+      </w:pPr>
+      <w:r>
+        <w:rPr>
+          <w:b w:val="1"/>
+          <w:bCs w:val="1"/>
+        </w:rPr>
+        <w:t xml:space="preserve">Apache with mod_rewrite</w:t>
+      </w:r>
+      <w:r>
+        <w:rPr/>
+        <w:t xml:space="preserve"> (</w:t>
+      </w:r>
+      <w:r>
+        <w:rPr>
+          <w:rFonts w:ascii="Consolas" w:hAnsi="Consolas" w:eastAsia="Consolas" w:cs="Consolas"/>
+          <w:sz w:val="18"/>
+          <w:szCs w:val="18"/>
+        </w:rPr>
+        <w:t xml:space="preserve">public_html/.htaccess</w:t>
+      </w:r>
+      <w:r>
+        <w:rPr/>
+        <w:t xml:space="preserve"> does the routing) — standard on Bluehost.</w:t>
+      </w:r>
+    </w:p>
+    <w:p>
+      <w:pPr>
+        <w:spacing w:after="60"/>
+        <w:numPr>
+          <w:ilvl w:val="0"/>
+          <w:numId w:val="6"/>
+        </w:numPr>
+      </w:pPr>
+      <w:r>
+        <w:rPr>
+          <w:b w:val="1"/>
+          <w:bCs w:val="1"/>
+        </w:rPr>
+        <w:t xml:space="preserve">PDF and Word rendering:</w:t>
+      </w:r>
+      <w:r>
+        <w:rPr/>
+        <w:t xml:space="preserve"> DOMPDF renders the PDFs and PHPWord the Word copies, both bundled in </w:t>
+      </w:r>
+      <w:r>
+        <w:rPr>
+          <w:rFonts w:ascii="Consolas" w:hAnsi="Consolas" w:eastAsia="Consolas" w:cs="Consolas"/>
+          <w:sz w:val="18"/>
+          <w:szCs w:val="18"/>
+        </w:rPr>
+        <w:t xml:space="preserve">app/vendor/</w:t>
+      </w:r>
+      <w:r>
+        <w:rPr/>
+        <w:t xml:space="preserve"> — pure PHP, no browser, Chromium or command-line tool needed on the server (the Node version uses Chromium instead). Remote resources are switched off, so a PDF never fetches anything from the internet.</w:t>
+      </w:r>
+    </w:p>
+    <w:p>
+      <w:pPr>
+        <w:pStyle w:val="Heading2"/>
+      </w:pPr>
       <w:bookmarkStart w:id="2" w:name="_Toc2"/>
       <w:r>
         <w:t>First-time setup (local machine or Bluehost)</w:t>
@@ -529,49 +906,354 @@
         <w:spacing w:after="160"/>
       </w:pPr>
       <w:r>
-        <w:rPr/>
-        <w:t xml:space="preserve">Upgrading an existing installation (added 28 October 2026): an existing database is never re-created from schema.sql. Back it up, then run the files in the repository's docs/migrations/ folder that it has not had yet, in filename order, then deploy the new code. docs/migrations/README.md lists the run order for each release (as of 28 Oct 2026: 2026-10-27f, 27g, 28a, 28c, 28d, 28e) and the read-only checks in docs/checks/. Every migration is MySQL 8 safe and the recent ones are safe to run twice.</w:t>
-      </w:r>
-      <w:r>
-        <w:rPr>
-          <w:rFonts w:ascii="Consolas" w:hAnsi="Consolas" w:eastAsia="Consolas" w:cs="Consolas"/>
-          <w:sz w:val="18"/>
-          <w:szCs w:val="18"/>
-        </w:rPr>
+        <w:rPr>
+          <w:b w:val="1"/>
+          <w:bCs w:val="1"/>
+        </w:rPr>
+        <w:t xml:space="preserve">Upgrading an existing installation</w:t>
+      </w:r>
+      <w:r>
+        <w:rPr/>
+        <w:t xml:space="preserve"> (updated 29 October 2026): an existing database is never re-created from </w:t>
+      </w:r>
+      <w:r>
+        <w:rPr>
+          <w:rFonts w:ascii="Consolas" w:hAnsi="Consolas" w:eastAsia="Consolas" w:cs="Consolas"/>
+          <w:sz w:val="18"/>
+          <w:szCs w:val="18"/>
+        </w:rPr>
+        <w:t xml:space="preserve">schema.sql</w:t>
+      </w:r>
+      <w:r>
+        <w:rPr/>
+        <w:t xml:space="preserve"> or </w:t>
+      </w:r>
+      <w:r>
+        <w:rPr>
+          <w:rFonts w:ascii="Consolas" w:hAnsi="Consolas" w:eastAsia="Consolas" w:cs="Consolas"/>
+          <w:sz w:val="18"/>
+          <w:szCs w:val="18"/>
+        </w:rPr>
+        <w:t xml:space="preserve">seed.sql</w:t>
+      </w:r>
+      <w:r>
+        <w:rPr/>
+        <w:t xml:space="preserve">. Back up the database and </w:t>
+      </w:r>
+      <w:r>
+        <w:rPr>
+          <w:rFonts w:ascii="Consolas" w:hAnsi="Consolas" w:eastAsia="Consolas" w:cs="Consolas"/>
+          <w:sz w:val="18"/>
+          <w:szCs w:val="18"/>
+        </w:rPr>
+        <w:t xml:space="preserve">storage/</w:t>
+      </w:r>
+      <w:r>
+        <w:rPr/>
+        <w:t xml:space="preserve"> first, then run the files in the repository's </w:t>
+      </w:r>
+      <w:r>
+        <w:rPr>
+          <w:rFonts w:ascii="Consolas" w:hAnsi="Consolas" w:eastAsia="Consolas" w:cs="Consolas"/>
+          <w:sz w:val="18"/>
+          <w:szCs w:val="18"/>
+        </w:rPr>
+        <w:t xml:space="preserve">docs/migrations/</w:t>
+      </w:r>
+      <w:r>
+        <w:rPr/>
+        <w:t xml:space="preserve"> folder that the database has not had yet, in filename order, then deploy the new code. </w:t>
+      </w:r>
+      <w:r>
+        <w:rPr>
+          <w:rFonts w:ascii="Consolas" w:hAnsi="Consolas" w:eastAsia="Consolas" w:cs="Consolas"/>
+          <w:sz w:val="18"/>
+          <w:szCs w:val="18"/>
+        </w:rPr>
+        <w:t xml:space="preserve">docs/migrations/README.md</w:t>
+      </w:r>
+      <w:r>
+        <w:rPr/>
+        <w:t xml:space="preserve"> lists the run order and the read-only checks in </w:t>
+      </w:r>
+      <w:r>
+        <w:rPr>
+          <w:rFonts w:ascii="Consolas" w:hAnsi="Consolas" w:eastAsia="Consolas" w:cs="Consolas"/>
+          <w:sz w:val="18"/>
+          <w:szCs w:val="18"/>
+        </w:rPr>
+        <w:t xml:space="preserve">docs/checks/</w:t>
+      </w:r>
+      <w:r>
+        <w:rPr/>
+        <w:t xml:space="preserve">. As of 29 Oct 2026 the live site still needs these 13, in this order (run from the repository root):</w:t>
+      </w:r>
+    </w:p>
+    <w:p>
+      <w:pPr>
+        <w:pStyle w:val="codeblock"/>
+      </w:pPr>
+      <w:r>
+        <w:rPr>
+          <w:rFonts w:ascii="Consolas" w:hAnsi="Consolas" w:eastAsia="Consolas" w:cs="Consolas"/>
+          <w:color w:val="1E3A5F"/>
+          <w:sz w:val="18"/>
+          <w:szCs w:val="18"/>
+        </w:rPr>
+        <w:t xml:space="preserve">mysql -u &lt;db_user&gt; -p &lt;database&gt; &lt; docs/migrations/2026-10-27f-document-date.sql</w:t>
+      </w:r>
+      <w:br/>
+      <w:r>
+        <w:rPr>
+          <w:rFonts w:ascii="Consolas" w:hAnsi="Consolas" w:eastAsia="Consolas" w:cs="Consolas"/>
+          <w:color w:val="1E3A5F"/>
+          <w:sz w:val="18"/>
+          <w:szCs w:val="18"/>
+        </w:rPr>
+        <w:t xml:space="preserve">mysql -u &lt;db_user&gt; -p &lt;database&gt; &lt; docs/migrations/2026-10-27g-logistics-bill-payment-kind.sql</w:t>
+      </w:r>
+      <w:br/>
+      <w:r>
+        <w:rPr>
+          <w:rFonts w:ascii="Consolas" w:hAnsi="Consolas" w:eastAsia="Consolas" w:cs="Consolas"/>
+          <w:color w:val="1E3A5F"/>
+          <w:sz w:val="18"/>
+          <w:szCs w:val="18"/>
+        </w:rPr>
+        <w:t xml:space="preserve">mysql -u &lt;db_user&gt; -p &lt;database&gt; &lt; docs/migrations/2026-10-28a-view-cafin-permission.sql</w:t>
+      </w:r>
+      <w:br/>
+      <w:r>
+        <w:rPr>
+          <w:rFonts w:ascii="Consolas" w:hAnsi="Consolas" w:eastAsia="Consolas" w:cs="Consolas"/>
+          <w:color w:val="1E3A5F"/>
+          <w:sz w:val="18"/>
+          <w:szCs w:val="18"/>
+        </w:rPr>
+        <w:t xml:space="preserve">mysql -u &lt;db_user&gt; -p &lt;database&gt; &lt; docs/migrations/2026-10-28c-payment-terms-approval.sql</w:t>
+      </w:r>
+      <w:br/>
+      <w:r>
+        <w:rPr>
+          <w:rFonts w:ascii="Consolas" w:hAnsi="Consolas" w:eastAsia="Consolas" w:cs="Consolas"/>
+          <w:color w:val="1E3A5F"/>
+          <w:sz w:val="18"/>
+          <w:szCs w:val="18"/>
+        </w:rPr>
+        <w:t xml:space="preserve">mysql -u &lt;db_user&gt; -p &lt;database&gt; &lt; docs/migrations/2026-10-28d-ca-view-orders.sql</w:t>
+      </w:r>
+      <w:br/>
+      <w:r>
+        <w:rPr>
+          <w:rFonts w:ascii="Consolas" w:hAnsi="Consolas" w:eastAsia="Consolas" w:cs="Consolas"/>
+          <w:color w:val="1E3A5F"/>
+          <w:sz w:val="18"/>
+          <w:szCs w:val="18"/>
+        </w:rPr>
+        <w:t xml:space="preserve">mysql -u &lt;db_user&gt; -p &lt;database&gt; &lt; docs/migrations/2026-10-28e-vendor-bill-proforma-and-payments.sql</w:t>
+      </w:r>
+      <w:br/>
+      <w:r>
+        <w:rPr>
+          <w:rFonts w:ascii="Consolas" w:hAnsi="Consolas" w:eastAsia="Consolas" w:cs="Consolas"/>
+          <w:color w:val="1E3A5F"/>
+          <w:sz w:val="18"/>
+          <w:szCs w:val="18"/>
+        </w:rPr>
+        <w:t xml:space="preserve">mysql -u &lt;db_user&gt; -p &lt;database&gt; &lt; docs/migrations/2026-10-29a-zoho-stage2-invoices.sql</w:t>
+      </w:r>
+      <w:br/>
+      <w:r>
+        <w:rPr>
+          <w:rFonts w:ascii="Consolas" w:hAnsi="Consolas" w:eastAsia="Consolas" w:cs="Consolas"/>
+          <w:color w:val="1E3A5F"/>
+          <w:sz w:val="18"/>
+          <w:szCs w:val="18"/>
+        </w:rPr>
+        <w:t xml:space="preserve">mysql -u &lt;db_user&gt; -p &lt;database&gt; &lt; docs/migrations/2026-10-29b-zoho-stage3-purchases.sql</w:t>
+      </w:r>
+      <w:br/>
+      <w:r>
+        <w:rPr>
+          <w:rFonts w:ascii="Consolas" w:hAnsi="Consolas" w:eastAsia="Consolas" w:cs="Consolas"/>
+          <w:color w:val="1E3A5F"/>
+          <w:sz w:val="18"/>
+          <w:szCs w:val="18"/>
+        </w:rPr>
+        <w:t xml:space="preserve">mysql -u &lt;db_user&gt; -p &lt;database&gt; &lt; docs/migrations/2026-10-29c-two-digit-year-references.sql</w:t>
+      </w:r>
+      <w:br/>
+      <w:r>
+        <w:rPr>
+          <w:rFonts w:ascii="Consolas" w:hAnsi="Consolas" w:eastAsia="Consolas" w:cs="Consolas"/>
+          <w:color w:val="1E3A5F"/>
+          <w:sz w:val="18"/>
+          <w:szCs w:val="18"/>
+        </w:rPr>
+        <w:t xml:space="preserve">mysql -u &lt;db_user&gt; -p &lt;database&gt; &lt; docs/migrations/2026-10-29d-zoho-sync-start-date.sql</w:t>
+      </w:r>
+      <w:br/>
+      <w:r>
+        <w:rPr>
+          <w:rFonts w:ascii="Consolas" w:hAnsi="Consolas" w:eastAsia="Consolas" w:cs="Consolas"/>
+          <w:color w:val="1E3A5F"/>
+          <w:sz w:val="18"/>
+          <w:szCs w:val="18"/>
+        </w:rPr>
+        <w:t xml:space="preserve">mysql -u &lt;db_user&gt; -p &lt;database&gt; &lt; docs/migrations/2026-10-29e-shipping-bill-and-reverse-charge.sql</w:t>
+      </w:r>
+      <w:br/>
+      <w:r>
+        <w:rPr>
+          <w:rFonts w:ascii="Consolas" w:hAnsi="Consolas" w:eastAsia="Consolas" w:cs="Consolas"/>
+          <w:color w:val="1E3A5F"/>
+          <w:sz w:val="18"/>
+          <w:szCs w:val="18"/>
+        </w:rPr>
+        <w:t xml:space="preserve">mysql -u &lt;db_user&gt; -p &lt;database&gt; &lt; docs/migrations/2026-10-29f-zoho-costs-lc-benefits.sql</w:t>
+      </w:r>
+      <w:br/>
+      <w:r>
+        <w:rPr>
+          <w:rFonts w:ascii="Consolas" w:hAnsi="Consolas" w:eastAsia="Consolas" w:cs="Consolas"/>
+          <w:color w:val="1E3A5F"/>
+          <w:sz w:val="18"/>
+          <w:szCs w:val="18"/>
+        </w:rPr>
+        <w:t xml:space="preserve">mysql -u &lt;db_user&gt; -p &lt;database&gt; &lt; docs/migrations/2026-10-30a-lc-payment-firc.sql</w:t>
+      </w:r>
+    </w:p>
+    <w:p>
+      <w:pPr>
+        <w:spacing w:after="160"/>
+      </w:pPr>
+      <w:r>
+        <w:rPr/>
+        <w:t xml:space="preserve">Run them with the live host's own </w:t>
+      </w:r>
+      <w:r>
+        <w:rPr>
+          <w:b w:val="1"/>
+          <w:bCs w:val="1"/>
+        </w:rPr>
+        <w:t xml:space="preserve">MySQL</w:t>
+      </w:r>
+      <w:r>
+        <w:rPr/>
+        <w:t xml:space="preserve"> (its </w:t>
+      </w:r>
+      <w:r>
+        <w:rPr>
+          <w:rFonts w:ascii="Consolas" w:hAnsi="Consolas" w:eastAsia="Consolas" w:cs="Consolas"/>
+          <w:sz w:val="18"/>
+          <w:szCs w:val="18"/>
+        </w:rPr>
+        <w:t xml:space="preserve">mysql</w:t>
+      </w:r>
+      <w:r>
+        <w:rPr/>
+        <w:t xml:space="preserve"> client against the live MySQL 8 server), not with a MariaDB client or on a MariaDB copy first and then exported. The files are written for MySQL: none uses the MariaDB-only </w:t>
+      </w:r>
+      <w:r>
+        <w:rPr>
+          <w:rFonts w:ascii="Consolas" w:hAnsi="Consolas" w:eastAsia="Consolas" w:cs="Consolas"/>
+          <w:sz w:val="18"/>
+          <w:szCs w:val="18"/>
+        </w:rPr>
+        <w:t xml:space="preserve">ADD/DROP/CHANGE COLUMN IF [NOT] EXISTS</w:t>
+      </w:r>
+      <w:r>
+        <w:rPr/>
+        <w:t xml:space="preserve"> or </w:t>
+      </w:r>
+      <w:r>
+        <w:rPr>
+          <w:rFonts w:ascii="Consolas" w:hAnsi="Consolas" w:eastAsia="Consolas" w:cs="Consolas"/>
+          <w:sz w:val="18"/>
+          <w:szCs w:val="18"/>
+        </w:rPr>
+        <w:t xml:space="preserve">CREATE INDEX IF NOT EXISTS</w:t>
+      </w:r>
+      <w:r>
+        <w:rPr/>
+        <w:t xml:space="preserve">; each change is guarded with an </w:t>
+      </w:r>
+      <w:r>
+        <w:rPr>
+          <w:rFonts w:ascii="Consolas" w:hAnsi="Consolas" w:eastAsia="Consolas" w:cs="Consolas"/>
+          <w:sz w:val="18"/>
+          <w:szCs w:val="18"/>
+        </w:rPr>
+        <w:t xml:space="preserve">information_schema</w:t>
+      </w:r>
+      <w:r>
+        <w:rPr/>
+        <w:t xml:space="preserve"> lookup and a prepared statement, so every file from 2026-10-25 on does nothing when run a second time. A fresh installation needs none of them: </w:t>
+      </w:r>
+      <w:r>
+        <w:rPr>
+          <w:rFonts w:ascii="Consolas" w:hAnsi="Consolas" w:eastAsia="Consolas" w:cs="Consolas"/>
+          <w:sz w:val="18"/>
+          <w:szCs w:val="18"/>
+        </w:rPr>
+        <w:t xml:space="preserve">schema.sql</w:t>
+      </w:r>
+      <w:r>
+        <w:rPr/>
+        <w:t xml:space="preserve"> and </w:t>
+      </w:r>
+      <w:r>
+        <w:rPr>
+          <w:rFonts w:ascii="Consolas" w:hAnsi="Consolas" w:eastAsia="Consolas" w:cs="Consolas"/>
+          <w:sz w:val="18"/>
+          <w:szCs w:val="18"/>
+        </w:rPr>
+        <w:t xml:space="preserve">seed.sql</w:t>
+      </w:r>
+      <w:r>
+        <w:rPr/>
+        <w:t xml:space="preserve"> already contain every change. PHP needs no restart afterwards (see "Updating an existing installation" below).</w:t>
+      </w:r>
+    </w:p>
+    <w:p>
+      <w:pPr>
+        <w:spacing w:after="60"/>
+        <w:numPr>
+          <w:ilvl w:val="0"/>
+          <w:numId w:val="6"/>
+        </w:numPr>
+      </w:pPr>
+      <w:r>
+        <w:rPr>
+          <w:b w:val="1"/>
+          <w:bCs w:val="1"/>
+        </w:rPr>
+        <w:t xml:space="preserve">Fix the storage path in seed data. seed.sql inserts asset rows with a literal placeholder path — in BOTH the assets table (company logo/seal) and the user_signature_assets table (per-user signatures and designation seals). After importing, run these (the third line, for the reference library's files, was added on 28 October 2026):</w:t>
+      </w:r>
+      <w:r>
+        <w:rPr/>
         <w:t xml:space="preserve"/>
       </w:r>
       <w:r>
-        <w:rPr/>
+        <w:rPr>
+          <w:rFonts w:ascii="Consolas" w:hAnsi="Consolas" w:eastAsia="Consolas" w:cs="Consolas"/>
+          <w:sz w:val="18"/>
+          <w:szCs w:val="18"/>
+        </w:rPr>
         <w:t xml:space="preserve"/>
       </w:r>
       <w:r>
-        <w:rPr>
-          <w:rFonts w:ascii="Consolas" w:hAnsi="Consolas" w:eastAsia="Consolas" w:cs="Consolas"/>
-          <w:sz w:val="18"/>
-          <w:szCs w:val="18"/>
-        </w:rPr>
+        <w:rPr/>
         <w:t xml:space="preserve"/>
       </w:r>
       <w:r>
-        <w:rPr/>
+        <w:rPr>
+          <w:rFonts w:ascii="Consolas" w:hAnsi="Consolas" w:eastAsia="Consolas" w:cs="Consolas"/>
+          <w:sz w:val="18"/>
+          <w:szCs w:val="18"/>
+        </w:rPr>
         <w:t xml:space="preserve"/>
       </w:r>
-    </w:p>
-    <w:p>
-      <w:pPr>
-        <w:spacing w:after="60"/>
-        <w:numPr>
-          <w:ilvl w:val="0"/>
-          <w:numId w:val="6"/>
-        </w:numPr>
-      </w:pPr>
-      <w:r>
-        <w:rPr>
-          <w:b w:val="1"/>
-          <w:bCs w:val="1"/>
-        </w:rPr>
-        <w:t xml:space="preserve">Fix the storage path in seed data. seed.sql inserts asset rows with a literal placeholder path — in BOTH the assets table (company logo/seal) and the user_signature_assets table (per-user signatures and designation seals). After importing, run these (the third line, for the reference library's files, was added on 28 October 2026):</w:t>
-      </w:r>
       <w:r>
         <w:rPr/>
         <w:t xml:space="preserve"/>
@@ -588,30 +1270,6 @@
         <w:rPr/>
         <w:t xml:space="preserve"/>
       </w:r>
-      <w:r>
-        <w:rPr>
-          <w:rFonts w:ascii="Consolas" w:hAnsi="Consolas" w:eastAsia="Consolas" w:cs="Consolas"/>
-          <w:sz w:val="18"/>
-          <w:szCs w:val="18"/>
-        </w:rPr>
-        <w:t xml:space="preserve"/>
-      </w:r>
-      <w:r>
-        <w:rPr/>
-        <w:t xml:space="preserve"/>
-      </w:r>
-      <w:r>
-        <w:rPr>
-          <w:rFonts w:ascii="Consolas" w:hAnsi="Consolas" w:eastAsia="Consolas" w:cs="Consolas"/>
-          <w:sz w:val="18"/>
-          <w:szCs w:val="18"/>
-        </w:rPr>
-        <w:t xml:space="preserve"/>
-      </w:r>
-      <w:r>
-        <w:rPr/>
-        <w:t xml:space="preserve"/>
-      </w:r>
     </w:p>
     <w:p>
       <w:pPr>
@@ -635,14 +1293,6 @@
           <w:szCs w:val="18"/>
         </w:rPr>
         <w:t xml:space="preserve">   UPDATE user_signature_assets SET server_path = REPLACE(server_path, '__STORAGE_BASE_PATH__', '/absolute/path/to/storage');</w:t>
-      </w:r>
-      <w:r>
-        <w:rPr>
-          <w:rFonts w:ascii="Consolas" w:hAnsi="Consolas" w:eastAsia="Consolas" w:cs="Consolas"/>
-          <w:color w:val="1E3A5F"/>
-          <w:sz w:val="18"/>
-          <w:szCs w:val="18"/>
-        </w:rPr>
         <w:br/>
         <w:t xml:space="preserve">UPDATE reference_library_documents SET file_path = REPLACE(file_path, '__STORAGE_BASE_PATH__', '/absolute/path/to/storage');</w:t>
       </w:r>
@@ -762,6 +1412,576 @@
     </w:p>
     <w:p>
       <w:pPr>
+        <w:spacing w:after="160"/>
+      </w:pPr>
+      <w:r>
+        <w:rPr/>
+        <w:t xml:space="preserve">The other </w:t>
+      </w:r>
+      <w:r>
+        <w:rPr>
+          <w:rFonts w:ascii="Consolas" w:hAnsi="Consolas" w:eastAsia="Consolas" w:cs="Consolas"/>
+          <w:sz w:val="18"/>
+          <w:szCs w:val="18"/>
+        </w:rPr>
+        <w:t xml:space="preserve">.env</w:t>
+      </w:r>
+      <w:r>
+        <w:rPr/>
+        <w:t xml:space="preserve"> keys (</w:t>
+      </w:r>
+      <w:r>
+        <w:rPr>
+          <w:rFonts w:ascii="Consolas" w:hAnsi="Consolas" w:eastAsia="Consolas" w:cs="Consolas"/>
+          <w:sz w:val="18"/>
+          <w:szCs w:val="18"/>
+        </w:rPr>
+        <w:t xml:space="preserve">.env.example</w:t>
+      </w:r>
+      <w:r>
+        <w:rPr/>
+        <w:t xml:space="preserve"> has every one, with comments). Use placeholders like the ones there only on a scratch copy; never put a real secret in a document, a ticket or git:</w:t>
+      </w:r>
+    </w:p>
+    <w:p>
+      <w:pPr>
+        <w:spacing w:after="60"/>
+        <w:numPr>
+          <w:ilvl w:val="0"/>
+          <w:numId w:val="6"/>
+        </w:numPr>
+      </w:pPr>
+      <w:r>
+        <w:rPr>
+          <w:rFonts w:ascii="Consolas" w:hAnsi="Consolas" w:eastAsia="Consolas" w:cs="Consolas"/>
+          <w:sz w:val="18"/>
+          <w:szCs w:val="18"/>
+        </w:rPr>
+        <w:t xml:space="preserve">APP_ENCRYPTION_KEY</w:t>
+      </w:r>
+      <w:r>
+        <w:rPr/>
+        <w:t xml:space="preserve"> — </w:t>
+      </w:r>
+      <w:r>
+        <w:rPr>
+          <w:b w:val="1"/>
+          <w:bCs w:val="1"/>
+        </w:rPr>
+        <w:t xml:space="preserve">required.</w:t>
+      </w:r>
+      <w:r>
+        <w:rPr/>
+        <w:t xml:space="preserve"> Encrypts the Buyer Action Link tokens. Generate a random value (</w:t>
+      </w:r>
+      <w:r>
+        <w:rPr>
+          <w:rFonts w:ascii="Consolas" w:hAnsi="Consolas" w:eastAsia="Consolas" w:cs="Consolas"/>
+          <w:sz w:val="18"/>
+          <w:szCs w:val="18"/>
+        </w:rPr>
+        <w:t xml:space="preserve">php -r "echo bin2hex(random_bytes(32));"</w:t>
+      </w:r>
+      <w:r>
+        <w:rPr/>
+        <w:t xml:space="preserve">) and do not change it once in use, or existing links stop working.</w:t>
+      </w:r>
+    </w:p>
+    <w:p>
+      <w:pPr>
+        <w:spacing w:after="60"/>
+        <w:numPr>
+          <w:ilvl w:val="0"/>
+          <w:numId w:val="6"/>
+        </w:numPr>
+      </w:pPr>
+      <w:r>
+        <w:rPr>
+          <w:rFonts w:ascii="Consolas" w:hAnsi="Consolas" w:eastAsia="Consolas" w:cs="Consolas"/>
+          <w:sz w:val="18"/>
+          <w:szCs w:val="18"/>
+        </w:rPr>
+        <w:t xml:space="preserve">APP_ENV=production</w:t>
+      </w:r>
+      <w:r>
+        <w:rPr/>
+        <w:t xml:space="preserve"> and </w:t>
+      </w:r>
+      <w:r>
+        <w:rPr>
+          <w:rFonts w:ascii="Consolas" w:hAnsi="Consolas" w:eastAsia="Consolas" w:cs="Consolas"/>
+          <w:sz w:val="18"/>
+          <w:szCs w:val="18"/>
+        </w:rPr>
+        <w:t xml:space="preserve">DEV_SERVER=false</w:t>
+      </w:r>
+      <w:r>
+        <w:rPr/>
+        <w:t xml:space="preserve"> on the live server. </w:t>
+      </w:r>
+      <w:r>
+        <w:rPr>
+          <w:rFonts w:ascii="Consolas" w:hAnsi="Consolas" w:eastAsia="Consolas" w:cs="Consolas"/>
+          <w:sz w:val="18"/>
+          <w:szCs w:val="18"/>
+        </w:rPr>
+        <w:t xml:space="preserve">DEV_SERVER=true</w:t>
+      </w:r>
+      <w:r>
+        <w:rPr/>
+        <w:t xml:space="preserve"> on any test or staging server shows a red "DEV / TEST ENVIRONMENT" strip on every page. </w:t>
+      </w:r>
+      <w:r>
+        <w:rPr>
+          <w:rFonts w:ascii="Consolas" w:hAnsi="Consolas" w:eastAsia="Consolas" w:cs="Consolas"/>
+          <w:sz w:val="18"/>
+          <w:szCs w:val="18"/>
+        </w:rPr>
+        <w:t xml:space="preserve">APP_URL</w:t>
+      </w:r>
+      <w:r>
+        <w:rPr/>
+        <w:t xml:space="preserve"> is the public https address.</w:t>
+      </w:r>
+    </w:p>
+    <w:p>
+      <w:pPr>
+        <w:spacing w:after="60"/>
+        <w:numPr>
+          <w:ilvl w:val="0"/>
+          <w:numId w:val="6"/>
+        </w:numPr>
+      </w:pPr>
+      <w:r>
+        <w:rPr>
+          <w:rFonts w:ascii="Consolas" w:hAnsi="Consolas" w:eastAsia="Consolas" w:cs="Consolas"/>
+          <w:sz w:val="18"/>
+          <w:szCs w:val="18"/>
+        </w:rPr>
+        <w:t xml:space="preserve">DB_HOST</w:t>
+      </w:r>
+      <w:r>
+        <w:rPr/>
+        <w:t xml:space="preserve">, </w:t>
+      </w:r>
+      <w:r>
+        <w:rPr>
+          <w:rFonts w:ascii="Consolas" w:hAnsi="Consolas" w:eastAsia="Consolas" w:cs="Consolas"/>
+          <w:sz w:val="18"/>
+          <w:szCs w:val="18"/>
+        </w:rPr>
+        <w:t xml:space="preserve">DB_PORT</w:t>
+      </w:r>
+      <w:r>
+        <w:rPr/>
+        <w:t xml:space="preserve">, </w:t>
+      </w:r>
+      <w:r>
+        <w:rPr>
+          <w:rFonts w:ascii="Consolas" w:hAnsi="Consolas" w:eastAsia="Consolas" w:cs="Consolas"/>
+          <w:sz w:val="18"/>
+          <w:szCs w:val="18"/>
+        </w:rPr>
+        <w:t xml:space="preserve">DB_DATABASE</w:t>
+      </w:r>
+      <w:r>
+        <w:rPr/>
+        <w:t xml:space="preserve">, </w:t>
+      </w:r>
+      <w:r>
+        <w:rPr>
+          <w:rFonts w:ascii="Consolas" w:hAnsi="Consolas" w:eastAsia="Consolas" w:cs="Consolas"/>
+          <w:sz w:val="18"/>
+          <w:szCs w:val="18"/>
+        </w:rPr>
+        <w:t xml:space="preserve">DB_USERNAME</w:t>
+      </w:r>
+      <w:r>
+        <w:rPr/>
+        <w:t xml:space="preserve">, </w:t>
+      </w:r>
+      <w:r>
+        <w:rPr>
+          <w:rFonts w:ascii="Consolas" w:hAnsi="Consolas" w:eastAsia="Consolas" w:cs="Consolas"/>
+          <w:sz w:val="18"/>
+          <w:szCs w:val="18"/>
+        </w:rPr>
+        <w:t xml:space="preserve">DB_PASSWORD</w:t>
+      </w:r>
+      <w:r>
+        <w:rPr/>
+        <w:t xml:space="preserve">, </w:t>
+      </w:r>
+      <w:r>
+        <w:rPr>
+          <w:rFonts w:ascii="Consolas" w:hAnsi="Consolas" w:eastAsia="Consolas" w:cs="Consolas"/>
+          <w:sz w:val="18"/>
+          <w:szCs w:val="18"/>
+        </w:rPr>
+        <w:t xml:space="preserve">DB_CHARSET=utf8mb4</w:t>
+      </w:r>
+      <w:r>
+        <w:rPr/>
+        <w:t xml:space="preserve">.</w:t>
+      </w:r>
+    </w:p>
+    <w:p>
+      <w:pPr>
+        <w:spacing w:after="60"/>
+        <w:numPr>
+          <w:ilvl w:val="0"/>
+          <w:numId w:val="6"/>
+        </w:numPr>
+      </w:pPr>
+      <w:r>
+        <w:rPr>
+          <w:rFonts w:ascii="Consolas" w:hAnsi="Consolas" w:eastAsia="Consolas" w:cs="Consolas"/>
+          <w:sz w:val="18"/>
+          <w:szCs w:val="18"/>
+        </w:rPr>
+        <w:t xml:space="preserve">SMTP_HOST</w:t>
+      </w:r>
+      <w:r>
+        <w:rPr/>
+        <w:t xml:space="preserve">, </w:t>
+      </w:r>
+      <w:r>
+        <w:rPr>
+          <w:rFonts w:ascii="Consolas" w:hAnsi="Consolas" w:eastAsia="Consolas" w:cs="Consolas"/>
+          <w:sz w:val="18"/>
+          <w:szCs w:val="18"/>
+        </w:rPr>
+        <w:t xml:space="preserve">SMTP_PORT</w:t>
+      </w:r>
+      <w:r>
+        <w:rPr/>
+        <w:t xml:space="preserve">, </w:t>
+      </w:r>
+      <w:r>
+        <w:rPr>
+          <w:rFonts w:ascii="Consolas" w:hAnsi="Consolas" w:eastAsia="Consolas" w:cs="Consolas"/>
+          <w:sz w:val="18"/>
+          <w:szCs w:val="18"/>
+        </w:rPr>
+        <w:t xml:space="preserve">SMTP_USERNAME</w:t>
+      </w:r>
+      <w:r>
+        <w:rPr/>
+        <w:t xml:space="preserve">, </w:t>
+      </w:r>
+      <w:r>
+        <w:rPr>
+          <w:rFonts w:ascii="Consolas" w:hAnsi="Consolas" w:eastAsia="Consolas" w:cs="Consolas"/>
+          <w:sz w:val="18"/>
+          <w:szCs w:val="18"/>
+        </w:rPr>
+        <w:t xml:space="preserve">SMTP_PASSWORD</w:t>
+      </w:r>
+      <w:r>
+        <w:rPr/>
+        <w:t xml:space="preserve">, </w:t>
+      </w:r>
+      <w:r>
+        <w:rPr>
+          <w:rFonts w:ascii="Consolas" w:hAnsi="Consolas" w:eastAsia="Consolas" w:cs="Consolas"/>
+          <w:sz w:val="18"/>
+          <w:szCs w:val="18"/>
+        </w:rPr>
+        <w:t xml:space="preserve">SMTP_ENCRYPTION</w:t>
+      </w:r>
+      <w:r>
+        <w:rPr/>
+        <w:t xml:space="preserve"> (</w:t>
+      </w:r>
+      <w:r>
+        <w:rPr>
+          <w:rFonts w:ascii="Consolas" w:hAnsi="Consolas" w:eastAsia="Consolas" w:cs="Consolas"/>
+          <w:sz w:val="18"/>
+          <w:szCs w:val="18"/>
+        </w:rPr>
+        <w:t xml:space="preserve">tls</w:t>
+      </w:r>
+      <w:r>
+        <w:rPr/>
+        <w:t xml:space="preserve"> = STARTTLS, usually port 587; </w:t>
+      </w:r>
+      <w:r>
+        <w:rPr>
+          <w:rFonts w:ascii="Consolas" w:hAnsi="Consolas" w:eastAsia="Consolas" w:cs="Consolas"/>
+          <w:sz w:val="18"/>
+          <w:szCs w:val="18"/>
+        </w:rPr>
+        <w:t xml:space="preserve">ssl</w:t>
+      </w:r>
+      <w:r>
+        <w:rPr/>
+        <w:t xml:space="preserve"> = implicit TLS, usually port 465), </w:t>
+      </w:r>
+      <w:r>
+        <w:rPr>
+          <w:rFonts w:ascii="Consolas" w:hAnsi="Consolas" w:eastAsia="Consolas" w:cs="Consolas"/>
+          <w:sz w:val="18"/>
+          <w:szCs w:val="18"/>
+        </w:rPr>
+        <w:t xml:space="preserve">SMTP_FROM_ADDRESS</w:t>
+      </w:r>
+      <w:r>
+        <w:rPr/>
+        <w:t xml:space="preserve">, </w:t>
+      </w:r>
+      <w:r>
+        <w:rPr>
+          <w:rFonts w:ascii="Consolas" w:hAnsi="Consolas" w:eastAsia="Consolas" w:cs="Consolas"/>
+          <w:sz w:val="18"/>
+          <w:szCs w:val="18"/>
+        </w:rPr>
+        <w:t xml:space="preserve">SMTP_FROM_NAME</w:t>
+      </w:r>
+      <w:r>
+        <w:rPr/>
+        <w:t xml:space="preserve">. All mail goes through this SMTP server (Bluehost); Zoho Mail is not used to send.</w:t>
+      </w:r>
+    </w:p>
+    <w:p>
+      <w:pPr>
+        <w:spacing w:after="60"/>
+        <w:numPr>
+          <w:ilvl w:val="0"/>
+          <w:numId w:val="6"/>
+        </w:numPr>
+      </w:pPr>
+      <w:r>
+        <w:rPr>
+          <w:rFonts w:ascii="Consolas" w:hAnsi="Consolas" w:eastAsia="Consolas" w:cs="Consolas"/>
+          <w:sz w:val="18"/>
+          <w:szCs w:val="18"/>
+        </w:rPr>
+        <w:t xml:space="preserve">ZOHO_INTEGRATION_ENABLED</w:t>
+      </w:r>
+      <w:r>
+        <w:rPr/>
+        <w:t xml:space="preserve">, </w:t>
+      </w:r>
+      <w:r>
+        <w:rPr>
+          <w:rFonts w:ascii="Consolas" w:hAnsi="Consolas" w:eastAsia="Consolas" w:cs="Consolas"/>
+          <w:sz w:val="18"/>
+          <w:szCs w:val="18"/>
+        </w:rPr>
+        <w:t xml:space="preserve">ZOHO_ENVIRONMENT</w:t>
+      </w:r>
+      <w:r>
+        <w:rPr/>
+        <w:t xml:space="preserve">, </w:t>
+      </w:r>
+      <w:r>
+        <w:rPr>
+          <w:rFonts w:ascii="Consolas" w:hAnsi="Consolas" w:eastAsia="Consolas" w:cs="Consolas"/>
+          <w:sz w:val="18"/>
+          <w:szCs w:val="18"/>
+        </w:rPr>
+        <w:t xml:space="preserve">ZOHO_EINVOICE_ENABLED</w:t>
+      </w:r>
+      <w:r>
+        <w:rPr/>
+        <w:t xml:space="preserve"> — always written out, never commented out. Until Zoho Books goes live: </w:t>
+      </w:r>
+      <w:r>
+        <w:rPr>
+          <w:rFonts w:ascii="Consolas" w:hAnsi="Consolas" w:eastAsia="Consolas" w:cs="Consolas"/>
+          <w:sz w:val="18"/>
+          <w:szCs w:val="18"/>
+        </w:rPr>
+        <w:t xml:space="preserve">false</w:t>
+      </w:r>
+      <w:r>
+        <w:rPr/>
+        <w:t xml:space="preserve">, </w:t>
+      </w:r>
+      <w:r>
+        <w:rPr>
+          <w:rFonts w:ascii="Consolas" w:hAnsi="Consolas" w:eastAsia="Consolas" w:cs="Consolas"/>
+          <w:sz w:val="18"/>
+          <w:szCs w:val="18"/>
+        </w:rPr>
+        <w:t xml:space="preserve">test</w:t>
+      </w:r>
+      <w:r>
+        <w:rPr/>
+        <w:t xml:space="preserve">, </w:t>
+      </w:r>
+      <w:r>
+        <w:rPr>
+          <w:rFonts w:ascii="Consolas" w:hAnsi="Consolas" w:eastAsia="Consolas" w:cs="Consolas"/>
+          <w:sz w:val="18"/>
+          <w:szCs w:val="18"/>
+        </w:rPr>
+        <w:t xml:space="preserve">false</w:t>
+      </w:r>
+      <w:r>
+        <w:rPr/>
+        <w:t xml:space="preserve">. On the live server, only at go-live: </w:t>
+      </w:r>
+      <w:r>
+        <w:rPr>
+          <w:rFonts w:ascii="Consolas" w:hAnsi="Consolas" w:eastAsia="Consolas" w:cs="Consolas"/>
+          <w:sz w:val="18"/>
+          <w:szCs w:val="18"/>
+        </w:rPr>
+        <w:t xml:space="preserve">true</w:t>
+      </w:r>
+      <w:r>
+        <w:rPr/>
+        <w:t xml:space="preserve"> and </w:t>
+      </w:r>
+      <w:r>
+        <w:rPr>
+          <w:rFonts w:ascii="Consolas" w:hAnsi="Consolas" w:eastAsia="Consolas" w:cs="Consolas"/>
+          <w:sz w:val="18"/>
+          <w:szCs w:val="18"/>
+        </w:rPr>
+        <w:t xml:space="preserve">production</w:t>
+      </w:r>
+      <w:r>
+        <w:rPr/>
+        <w:t xml:space="preserve">, with </w:t>
+      </w:r>
+      <w:r>
+        <w:rPr>
+          <w:rFonts w:ascii="Consolas" w:hAnsi="Consolas" w:eastAsia="Consolas" w:cs="Consolas"/>
+          <w:sz w:val="18"/>
+          <w:szCs w:val="18"/>
+        </w:rPr>
+        <w:t xml:space="preserve">ZOHO_EINVOICE_ENABLED=false</w:t>
+      </w:r>
+      <w:r>
+        <w:rPr/>
+        <w:t xml:space="preserve"> until NexaCrest must e-invoice. A missing or misspelt value counts as off / test / off. The Zoho Books login (client ID, secret, refresh token, organization ID) is not in </w:t>
+      </w:r>
+      <w:r>
+        <w:rPr>
+          <w:rFonts w:ascii="Consolas" w:hAnsi="Consolas" w:eastAsia="Consolas" w:cs="Consolas"/>
+          <w:sz w:val="18"/>
+          <w:szCs w:val="18"/>
+        </w:rPr>
+        <w:t xml:space="preserve">.env</w:t>
+      </w:r>
+      <w:r>
+        <w:rPr/>
+        <w:t xml:space="preserve">; it is entered under Admin → Company Settings → Zoho Books. See "Zoho Books go-live" below.</w:t>
+      </w:r>
+    </w:p>
+    <w:p>
+      <w:pPr>
+        <w:spacing w:after="60"/>
+        <w:numPr>
+          <w:ilvl w:val="0"/>
+          <w:numId w:val="6"/>
+        </w:numPr>
+      </w:pPr>
+      <w:r>
+        <w:rPr>
+          <w:rFonts w:ascii="Consolas" w:hAnsi="Consolas" w:eastAsia="Consolas" w:cs="Consolas"/>
+          <w:sz w:val="18"/>
+          <w:szCs w:val="18"/>
+        </w:rPr>
+        <w:t xml:space="preserve">SMS_GATEWAY_PROVIDER</w:t>
+      </w:r>
+      <w:r>
+        <w:rPr/>
+        <w:t xml:space="preserve">, </w:t>
+      </w:r>
+      <w:r>
+        <w:rPr>
+          <w:rFonts w:ascii="Consolas" w:hAnsi="Consolas" w:eastAsia="Consolas" w:cs="Consolas"/>
+          <w:sz w:val="18"/>
+          <w:szCs w:val="18"/>
+        </w:rPr>
+        <w:t xml:space="preserve">SMS_GATEWAY_API_KEY</w:t>
+      </w:r>
+      <w:r>
+        <w:rPr/>
+        <w:t xml:space="preserve">, </w:t>
+      </w:r>
+      <w:r>
+        <w:rPr>
+          <w:rFonts w:ascii="Consolas" w:hAnsi="Consolas" w:eastAsia="Consolas" w:cs="Consolas"/>
+          <w:sz w:val="18"/>
+          <w:szCs w:val="18"/>
+        </w:rPr>
+        <w:t xml:space="preserve">SMS_GATEWAY_SENDER_ID</w:t>
+      </w:r>
+      <w:r>
+        <w:rPr/>
+        <w:t xml:space="preserve"> — optional; leave blank for email 2FA only.</w:t>
+      </w:r>
+    </w:p>
+    <w:p>
+      <w:pPr>
+        <w:spacing w:after="160"/>
+      </w:pPr>
+      <w:r>
+        <w:rPr>
+          <w:b w:val="1"/>
+          <w:bCs w:val="1"/>
+        </w:rPr>
+        <w:t xml:space="preserve">Storage folder and permissions.</w:t>
+      </w:r>
+      <w:r>
+        <w:rPr/>
+        <w:t xml:space="preserve"> </w:t>
+      </w:r>
+      <w:r>
+        <w:rPr>
+          <w:rFonts w:ascii="Consolas" w:hAnsi="Consolas" w:eastAsia="Consolas" w:cs="Consolas"/>
+          <w:sz w:val="18"/>
+          <w:szCs w:val="18"/>
+        </w:rPr>
+        <w:t xml:space="preserve">STORAGE_BASE_PATH</w:t>
+      </w:r>
+      <w:r>
+        <w:rPr/>
+        <w:t xml:space="preserve"> must be writable by the account PHP and the cron jobs run as (on Bluehost that is your cPanel user, so the default 755 folders work): generated PDFs/DOCX, uploads and the per-order folders are written there, and it must stay outside </w:t>
+      </w:r>
+      <w:r>
+        <w:rPr>
+          <w:rFonts w:ascii="Consolas" w:hAnsi="Consolas" w:eastAsia="Consolas" w:cs="Consolas"/>
+          <w:sz w:val="18"/>
+          <w:szCs w:val="18"/>
+        </w:rPr>
+        <w:t xml:space="preserve">public_html/</w:t>
+      </w:r>
+      <w:r>
+        <w:rPr/>
+        <w:t xml:space="preserve">. Keep </w:t>
+      </w:r>
+      <w:r>
+        <w:rPr>
+          <w:rFonts w:ascii="Consolas" w:hAnsi="Consolas" w:eastAsia="Consolas" w:cs="Consolas"/>
+          <w:sz w:val="18"/>
+          <w:szCs w:val="18"/>
+        </w:rPr>
+        <w:t xml:space="preserve">app/.env</w:t>
+      </w:r>
+      <w:r>
+        <w:rPr/>
+        <w:t xml:space="preserve"> readable by that account only (</w:t>
+      </w:r>
+      <w:r>
+        <w:rPr>
+          <w:rFonts w:ascii="Consolas" w:hAnsi="Consolas" w:eastAsia="Consolas" w:cs="Consolas"/>
+          <w:sz w:val="18"/>
+          <w:szCs w:val="18"/>
+        </w:rPr>
+        <w:t xml:space="preserve">chmod 600 app/.env</w:t>
+      </w:r>
+      <w:r>
+        <w:rPr/>
+        <w:t xml:space="preserve">).</w:t>
+      </w:r>
+    </w:p>
+    <w:p>
+      <w:pPr>
         <w:spacing w:after="60"/>
         <w:numPr>
           <w:ilvl w:val="0"/>
@@ -1097,6 +2317,485 @@
       <w:pPr>
         <w:pStyle w:val="Heading2"/>
       </w:pPr>
+      <w:r>
+        <w:t xml:space="preserve">Updating an existing installation (redeploy)</w:t>
+      </w:r>
+    </w:p>
+    <w:p>
+      <w:pPr>
+        <w:spacing w:after="160"/>
+      </w:pPr>
+      <w:r>
+        <w:rPr/>
+        <w:t xml:space="preserve">For every new release, on the live server:</w:t>
+      </w:r>
+    </w:p>
+    <w:p>
+      <w:pPr>
+        <w:spacing w:after="60"/>
+        <w:numPr>
+          <w:ilvl w:val="0"/>
+          <w:numId w:val="6"/>
+        </w:numPr>
+      </w:pPr>
+      <w:r>
+        <w:rPr>
+          <w:b w:val="1"/>
+          <w:bCs w:val="1"/>
+        </w:rPr>
+        <w:t xml:space="preserve">Back up</w:t>
+      </w:r>
+      <w:r>
+        <w:rPr/>
+        <w:t xml:space="preserve"> the database and </w:t>
+      </w:r>
+      <w:r>
+        <w:rPr>
+          <w:rFonts w:ascii="Consolas" w:hAnsi="Consolas" w:eastAsia="Consolas" w:cs="Consolas"/>
+          <w:sz w:val="18"/>
+          <w:szCs w:val="18"/>
+        </w:rPr>
+        <w:t xml:space="preserve">storage/</w:t>
+      </w:r>
+      <w:r>
+        <w:rPr/>
+        <w:t xml:space="preserve"> (run the two backup scripts below by hand, or check that last night's ran).</w:t>
+      </w:r>
+    </w:p>
+    <w:p>
+      <w:pPr>
+        <w:spacing w:after="60"/>
+        <w:numPr>
+          <w:ilvl w:val="0"/>
+          <w:numId w:val="6"/>
+        </w:numPr>
+      </w:pPr>
+      <w:r>
+        <w:rPr>
+          <w:b w:val="1"/>
+          <w:bCs w:val="1"/>
+        </w:rPr>
+        <w:t xml:space="preserve">Run the release's migrations</w:t>
+      </w:r>
+      <w:r>
+        <w:rPr/>
+        <w:t xml:space="preserve"> with the host's MySQL, in filename order — see "Upgrading an existing installation" in the Database step above and </w:t>
+      </w:r>
+      <w:r>
+        <w:rPr>
+          <w:rFonts w:ascii="Consolas" w:hAnsi="Consolas" w:eastAsia="Consolas" w:cs="Consolas"/>
+          <w:sz w:val="18"/>
+          <w:szCs w:val="18"/>
+        </w:rPr>
+        <w:t xml:space="preserve">docs/migrations/README.md</w:t>
+      </w:r>
+      <w:r>
+        <w:rPr/>
+        <w:t xml:space="preserve">.</w:t>
+      </w:r>
+    </w:p>
+    <w:p>
+      <w:pPr>
+        <w:spacing w:after="60"/>
+        <w:numPr>
+          <w:ilvl w:val="0"/>
+          <w:numId w:val="6"/>
+        </w:numPr>
+      </w:pPr>
+      <w:r>
+        <w:rPr>
+          <w:b w:val="1"/>
+          <w:bCs w:val="1"/>
+        </w:rPr>
+        <w:t xml:space="preserve">Replace the code, keep the server's own files.</w:t>
+      </w:r>
+      <w:r>
+        <w:rPr/>
+        <w:t xml:space="preserve"> Upload the new </w:t>
+      </w:r>
+      <w:r>
+        <w:rPr>
+          <w:rFonts w:ascii="Consolas" w:hAnsi="Consolas" w:eastAsia="Consolas" w:cs="Consolas"/>
+          <w:sz w:val="18"/>
+          <w:szCs w:val="18"/>
+        </w:rPr>
+        <w:t xml:space="preserve">app/</w:t>
+      </w:r>
+      <w:r>
+        <w:rPr/>
+        <w:t xml:space="preserve"> (including </w:t>
+      </w:r>
+      <w:r>
+        <w:rPr>
+          <w:rFonts w:ascii="Consolas" w:hAnsi="Consolas" w:eastAsia="Consolas" w:cs="Consolas"/>
+          <w:sz w:val="18"/>
+          <w:szCs w:val="18"/>
+        </w:rPr>
+        <w:t xml:space="preserve">app/vendor/</w:t>
+      </w:r>
+      <w:r>
+        <w:rPr/>
+        <w:t xml:space="preserve">) and </w:t>
+      </w:r>
+      <w:r>
+        <w:rPr>
+          <w:rFonts w:ascii="Consolas" w:hAnsi="Consolas" w:eastAsia="Consolas" w:cs="Consolas"/>
+          <w:sz w:val="18"/>
+          <w:szCs w:val="18"/>
+        </w:rPr>
+        <w:t xml:space="preserve">public_html/</w:t>
+      </w:r>
+      <w:r>
+        <w:rPr/>
+        <w:t xml:space="preserve"> but keep </w:t>
+      </w:r>
+      <w:r>
+        <w:rPr>
+          <w:rFonts w:ascii="Consolas" w:hAnsi="Consolas" w:eastAsia="Consolas" w:cs="Consolas"/>
+          <w:sz w:val="18"/>
+          <w:szCs w:val="18"/>
+        </w:rPr>
+        <w:t xml:space="preserve">app/.env</w:t>
+      </w:r>
+      <w:r>
+        <w:rPr/>
+        <w:t xml:space="preserve"> and the storage folder. Compare </w:t>
+      </w:r>
+      <w:r>
+        <w:rPr>
+          <w:rFonts w:ascii="Consolas" w:hAnsi="Consolas" w:eastAsia="Consolas" w:cs="Consolas"/>
+          <w:sz w:val="18"/>
+          <w:szCs w:val="18"/>
+        </w:rPr>
+        <w:t xml:space="preserve">app/.env</w:t>
+      </w:r>
+      <w:r>
+        <w:rPr/>
+        <w:t xml:space="preserve"> with the new </w:t>
+      </w:r>
+      <w:r>
+        <w:rPr>
+          <w:rFonts w:ascii="Consolas" w:hAnsi="Consolas" w:eastAsia="Consolas" w:cs="Consolas"/>
+          <w:sz w:val="18"/>
+          <w:szCs w:val="18"/>
+        </w:rPr>
+        <w:t xml:space="preserve">app/.env.example</w:t>
+      </w:r>
+      <w:r>
+        <w:rPr/>
+        <w:t xml:space="preserve"> and add any new key (for example the three </w:t>
+      </w:r>
+      <w:r>
+        <w:rPr>
+          <w:rFonts w:ascii="Consolas" w:hAnsi="Consolas" w:eastAsia="Consolas" w:cs="Consolas"/>
+          <w:sz w:val="18"/>
+          <w:szCs w:val="18"/>
+        </w:rPr>
+        <w:t xml:space="preserve">ZOHO_*</w:t>
+      </w:r>
+      <w:r>
+        <w:rPr/>
+        <w:t xml:space="preserve"> lines, 29 Oct 2026).</w:t>
+      </w:r>
+    </w:p>
+    <w:p>
+      <w:pPr>
+        <w:spacing w:after="60"/>
+        <w:numPr>
+          <w:ilvl w:val="0"/>
+          <w:numId w:val="6"/>
+        </w:numPr>
+      </w:pPr>
+      <w:r>
+        <w:rPr>
+          <w:b w:val="1"/>
+          <w:bCs w:val="1"/>
+        </w:rPr>
+        <w:t xml:space="preserve">No restart.</w:t>
+      </w:r>
+      <w:r>
+        <w:rPr/>
+        <w:t xml:space="preserve"> PHP loads the new files on the next request and the next cron run. (Only if the host keeps OPcache without timestamp checks would PHP need restarting from cPanel.)</w:t>
+      </w:r>
+    </w:p>
+    <w:p>
+      <w:pPr>
+        <w:spacing w:after="60"/>
+        <w:numPr>
+          <w:ilvl w:val="0"/>
+          <w:numId w:val="6"/>
+        </w:numPr>
+      </w:pPr>
+      <w:r>
+        <w:rPr>
+          <w:b w:val="1"/>
+          <w:bCs w:val="1"/>
+        </w:rPr>
+        <w:t xml:space="preserve">Check the cron jobs</w:t>
+      </w:r>
+      <w:r>
+        <w:rPr/>
+        <w:t xml:space="preserve"> against "Bluehost cron setup" below (a release may add one), then log in, open an order, and open CA / Accounting → Zoho Books sync to see the last scheduled run.</w:t>
+      </w:r>
+    </w:p>
+    <w:p>
+      <w:pPr>
+        <w:pStyle w:val="Heading2"/>
+      </w:pPr>
+      <w:r>
+        <w:t xml:space="preserve">Zoho Books go-live (server side)</w:t>
+      </w:r>
+    </w:p>
+    <w:p>
+      <w:pPr>
+        <w:spacing w:after="160"/>
+      </w:pPr>
+      <w:r>
+        <w:rPr/>
+        <w:t xml:space="preserve">The agreed go-live procedure is the </w:t>
+      </w:r>
+      <w:r>
+        <w:rPr>
+          <w:b w:val="1"/>
+          <w:bCs w:val="1"/>
+        </w:rPr>
+        <w:t xml:space="preserve">Go-live checklist</w:t>
+      </w:r>
+      <w:r>
+        <w:rPr/>
+        <w:t xml:space="preserve"> in SOP chapter ca-03, Zoho Books Sync (</w:t>
+      </w:r>
+      <w:r>
+        <w:rPr>
+          <w:rFonts w:ascii="Consolas" w:hAnsi="Consolas" w:eastAsia="Consolas" w:cs="Consolas"/>
+          <w:sz w:val="18"/>
+          <w:szCs w:val="18"/>
+        </w:rPr>
+        <w:t xml:space="preserve">docs/SOP/ca-03-zoho-sync.md</w:t>
+      </w:r>
+      <w:r>
+        <w:rPr/>
+        <w:t xml:space="preserve">). Follow it in its own order; it names who does each step. This guide only adds the server detail for the developer / host steps:</w:t>
+      </w:r>
+    </w:p>
+    <w:p>
+      <w:pPr>
+        <w:spacing w:after="60"/>
+        <w:numPr>
+          <w:ilvl w:val="0"/>
+          <w:numId w:val="6"/>
+        </w:numPr>
+      </w:pPr>
+      <w:r>
+        <w:rPr>
+          <w:b w:val="1"/>
+          <w:bCs w:val="1"/>
+        </w:rPr>
+        <w:t xml:space="preserve">Checklist step 1:</w:t>
+      </w:r>
+      <w:r>
+        <w:rPr/>
+        <w:t xml:space="preserve"> back up, run every migration the live database does not have yet with the host's MySQL (2026-10-29e, 2026-10-29f and 2026-10-30a are the Zoho ones; see "Upgrading an existing installation" above), then deploy the code (PHP needs no restart).</w:t>
+      </w:r>
+    </w:p>
+    <w:p>
+      <w:pPr>
+        <w:spacing w:after="60"/>
+        <w:numPr>
+          <w:ilvl w:val="0"/>
+          <w:numId w:val="6"/>
+        </w:numPr>
+      </w:pPr>
+      <w:r>
+        <w:rPr>
+          <w:b w:val="1"/>
+          <w:bCs w:val="1"/>
+        </w:rPr>
+        <w:t xml:space="preserve">Before switching on:</w:t>
+      </w:r>
+      <w:r>
+        <w:rPr/>
+        <w:t xml:space="preserve"> the Zoho sync job must be scheduled (</w:t>
+      </w:r>
+      <w:r>
+        <w:rPr>
+          <w:rFonts w:ascii="Consolas" w:hAnsi="Consolas" w:eastAsia="Consolas" w:cs="Consolas"/>
+          <w:sz w:val="18"/>
+          <w:szCs w:val="18"/>
+        </w:rPr>
+        <w:t xml:space="preserve">app/cron/zoho_sync.php</w:t>
+      </w:r>
+      <w:r>
+        <w:rPr/>
+        <w:t xml:space="preserve"> hourly, see the jobs section below). It sends nothing until Zoho Books is enabled in Settings and the go-live date (</w:t>
+      </w:r>
+      <w:r>
+        <w:rPr>
+          <w:rFonts w:ascii="Consolas" w:hAnsi="Consolas" w:eastAsia="Consolas" w:cs="Consolas"/>
+          <w:sz w:val="18"/>
+          <w:szCs w:val="18"/>
+        </w:rPr>
+        <w:t xml:space="preserve">zoho_books_sync_start_date</w:t>
+      </w:r>
+      <w:r>
+        <w:rPr/>
+        <w:t xml:space="preserve">) is set.</w:t>
+      </w:r>
+    </w:p>
+    <w:p>
+      <w:pPr>
+        <w:spacing w:after="60"/>
+        <w:numPr>
+          <w:ilvl w:val="0"/>
+          <w:numId w:val="6"/>
+        </w:numPr>
+      </w:pPr>
+      <w:r>
+        <w:rPr>
+          <w:b w:val="1"/>
+          <w:bCs w:val="1"/>
+        </w:rPr>
+        <w:t xml:space="preserve">Checklist step 5:</w:t>
+      </w:r>
+      <w:r>
+        <w:rPr/>
+        <w:t xml:space="preserve"> in the live server's </w:t>
+      </w:r>
+      <w:r>
+        <w:rPr>
+          <w:rFonts w:ascii="Consolas" w:hAnsi="Consolas" w:eastAsia="Consolas" w:cs="Consolas"/>
+          <w:sz w:val="18"/>
+          <w:szCs w:val="18"/>
+        </w:rPr>
+        <w:t xml:space="preserve">.env</w:t>
+      </w:r>
+      <w:r>
+        <w:rPr/>
+        <w:t xml:space="preserve">, set </w:t>
+      </w:r>
+      <w:r>
+        <w:rPr>
+          <w:rFonts w:ascii="Consolas" w:hAnsi="Consolas" w:eastAsia="Consolas" w:cs="Consolas"/>
+          <w:sz w:val="18"/>
+          <w:szCs w:val="18"/>
+        </w:rPr>
+        <w:t xml:space="preserve">ZOHO_INTEGRATION_ENABLED=true</w:t>
+      </w:r>
+      <w:r>
+        <w:rPr/>
+        <w:t xml:space="preserve"> and </w:t>
+      </w:r>
+      <w:r>
+        <w:rPr>
+          <w:rFonts w:ascii="Consolas" w:hAnsi="Consolas" w:eastAsia="Consolas" w:cs="Consolas"/>
+          <w:sz w:val="18"/>
+          <w:szCs w:val="18"/>
+        </w:rPr>
+        <w:t xml:space="preserve">ZOHO_ENVIRONMENT=production</w:t>
+      </w:r>
+      <w:r>
+        <w:rPr/>
+        <w:t xml:space="preserve">; keep </w:t>
+      </w:r>
+      <w:r>
+        <w:rPr>
+          <w:rFonts w:ascii="Consolas" w:hAnsi="Consolas" w:eastAsia="Consolas" w:cs="Consolas"/>
+          <w:sz w:val="18"/>
+          <w:szCs w:val="18"/>
+        </w:rPr>
+        <w:t xml:space="preserve">ZOHO_EINVOICE_ENABLED=false</w:t>
+      </w:r>
+      <w:r>
+        <w:rPr/>
+        <w:t xml:space="preserve">; PHP reads </w:t>
+      </w:r>
+      <w:r>
+        <w:rPr>
+          <w:rFonts w:ascii="Consolas" w:hAnsi="Consolas" w:eastAsia="Consolas" w:cs="Consolas"/>
+          <w:sz w:val="18"/>
+          <w:szCs w:val="18"/>
+        </w:rPr>
+        <w:t xml:space="preserve">.env</w:t>
+      </w:r>
+      <w:r>
+        <w:rPr/>
+        <w:t xml:space="preserve"> on every request and every cron run, so nothing needs restarting.</w:t>
+      </w:r>
+    </w:p>
+    <w:p>
+      <w:pPr>
+        <w:spacing w:after="60"/>
+        <w:numPr>
+          <w:ilvl w:val="0"/>
+          <w:numId w:val="6"/>
+        </w:numPr>
+      </w:pPr>
+      <w:r>
+        <w:rPr/>
+        <w:t xml:space="preserve">Steps 2–4 (CA, in Zoho Books) and 6–11 (Admin, CA, everyone: Settings → Zoho Books, Test Books Connection, Zoho Books enabled, the first Sync Now, App vs Zoho, the change log) are done in the app and in Zoho, not on the server.</w:t>
+      </w:r>
+    </w:p>
+    <w:p>
+      <w:pPr>
+        <w:spacing w:after="160"/>
+      </w:pPr>
+      <w:r>
+        <w:rPr/>
+        <w:t xml:space="preserve">Never set </w:t>
+      </w:r>
+      <w:r>
+        <w:rPr>
+          <w:rFonts w:ascii="Consolas" w:hAnsi="Consolas" w:eastAsia="Consolas" w:cs="Consolas"/>
+          <w:sz w:val="18"/>
+          <w:szCs w:val="18"/>
+        </w:rPr>
+        <w:t xml:space="preserve">ZOHO_ENVIRONMENT=production</w:t>
+      </w:r>
+      <w:r>
+        <w:rPr/>
+        <w:t xml:space="preserve"> on a test or development server, and never run the test clean-up script (</w:t>
+      </w:r>
+      <w:r>
+        <w:rPr>
+          <w:rFonts w:ascii="Consolas" w:hAnsi="Consolas" w:eastAsia="Consolas" w:cs="Consolas"/>
+          <w:sz w:val="18"/>
+          <w:szCs w:val="18"/>
+        </w:rPr>
+        <w:t xml:space="preserve">php app/cron/zoho_cleanup_test_records.php</w:t>
+      </w:r>
+      <w:r>
+        <w:rPr/>
+        <w:t xml:space="preserve">) with </w:t>
+      </w:r>
+      <w:r>
+        <w:rPr>
+          <w:rFonts w:ascii="Consolas" w:hAnsi="Consolas" w:eastAsia="Consolas" w:cs="Consolas"/>
+          <w:sz w:val="18"/>
+          <w:szCs w:val="18"/>
+        </w:rPr>
+        <w:t xml:space="preserve">--from-sync-log</w:t>
+      </w:r>
+      <w:r>
+        <w:rPr/>
+        <w:t xml:space="preserve"> against the live database; it refuses that option where </w:t>
+      </w:r>
+      <w:r>
+        <w:rPr>
+          <w:rFonts w:ascii="Consolas" w:hAnsi="Consolas" w:eastAsia="Consolas" w:cs="Consolas"/>
+          <w:sz w:val="18"/>
+          <w:szCs w:val="18"/>
+        </w:rPr>
+        <w:t xml:space="preserve">ZOHO_ENVIRONMENT=production</w:t>
+      </w:r>
+      <w:r>
+        <w:rPr/>
+        <w:t xml:space="preserve">.</w:t>
+      </w:r>
+    </w:p>
+    <w:p>
+      <w:pPr>
+        <w:pStyle w:val="Heading2"/>
+      </w:pPr>
       <w:bookmarkStart w:id="3" w:name="_Toc3"/>
       <w:r>
         <w:t>Using Phase B: clients, orders, documents</w:t>
@@ -2212,7 +3911,7 @@
       </w:pPr>
       <w:r>
         <w:rPr/>
-        <w:t xml:space="preserve">Two new scheduled jobs, both plain PHP scripts meant to be run via cPanel → Cron Jobs (Bluehost's equivalent of a systemd timer — there is no persistent worker process on shared hosting, which is exactly why these exist as polling scripts rather than a queue consumer):</w:t>
+        <w:t xml:space="preserve">Four scheduled jobs, all plain PHP scripts meant to be run via cPanel → Cron Jobs (Bluehost's equivalent of a systemd timer — there is no persistent worker process on shared hosting, which is exactly why these exist as polling scripts rather than a queue consumer):</w:t>
       </w:r>
     </w:p>
     <w:p>
@@ -2236,8 +3935,28 @@
           <w:sz w:val="18"/>
           <w:szCs w:val="18"/>
         </w:rPr>
+        <w:t xml:space="preserve">*/15 * * * *  php /home/yourcpaneluser/nexacrest_webapp/app/cron/auto_confirm_oc_acknowledgments.php &gt;&gt; /home/yourcpaneluser/logs/auto_confirm_oc_acknowledgments.log 2&gt;&amp;1</w:t>
+      </w:r>
+      <w:br/>
+      <w:r>
+        <w:rPr>
+          <w:rFonts w:ascii="Consolas" w:hAnsi="Consolas" w:eastAsia="Consolas" w:cs="Consolas"/>
+          <w:color w:val="1E3A5F"/>
+          <w:sz w:val="18"/>
+          <w:szCs w:val="18"/>
+        </w:rPr>
         <w:t xml:space="preserve">0 6 * * *     php /home/yourcpaneluser/nexacrest_webapp/app/cron/check_alerts.php &gt;&gt; /home/yourcpaneluser/logs/check_alerts.log 2&gt;&amp;1</w:t>
       </w:r>
+      <w:br/>
+      <w:r>
+        <w:rPr>
+          <w:rFonts w:ascii="Consolas" w:hAnsi="Consolas" w:eastAsia="Consolas" w:cs="Consolas"/>
+          <w:color w:val="1E3A5F"/>
+          <w:sz w:val="18"/>
+          <w:szCs w:val="18"/>
+        </w:rPr>
+        <w:t xml:space="preserve">0 * * * *     php /home/yourcpaneluser/nexacrest_webapp/app/cron/zoho_sync.php &gt;&gt; /home/yourcpaneluser/logs/zoho_sync.log 2&gt;&amp;1</w:t>
+      </w:r>
     </w:p>
     <w:p>
       <w:pPr>
@@ -2355,11 +4074,226 @@
     </w:p>
     <w:p>
       <w:pPr>
+        <w:spacing w:after="60"/>
+        <w:numPr>
+          <w:ilvl w:val="0"/>
+          <w:numId w:val="6"/>
+        </w:numPr>
+      </w:pPr>
+      <w:r>
+        <w:rPr>
+          <w:rFonts w:ascii="Consolas" w:hAnsi="Consolas" w:eastAsia="Consolas" w:cs="Consolas"/>
+          <w:sz w:val="18"/>
+          <w:szCs w:val="18"/>
+        </w:rPr>
+        <w:t xml:space="preserve">auto_confirm_oc_acknowledgments.php</w:t>
+      </w:r>
+      <w:r>
+        <w:rPr/>
+        <w:t xml:space="preserve"> — recommended every 15 minutes. Auto-confirms an Order Confirmation the buyer has not acknowledged (client portal button, or a staff-recorded email reply) within 48 hours of it being emailed, unlocking Stage 5. Idempotent.</w:t>
+      </w:r>
+    </w:p>
+    <w:p>
+      <w:pPr>
+        <w:spacing w:after="60"/>
+        <w:numPr>
+          <w:ilvl w:val="0"/>
+          <w:numId w:val="6"/>
+        </w:numPr>
+      </w:pPr>
+      <w:r>
+        <w:rPr>
+          <w:rFonts w:ascii="Consolas" w:hAnsi="Consolas" w:eastAsia="Consolas" w:cs="Consolas"/>
+          <w:sz w:val="18"/>
+          <w:szCs w:val="18"/>
+        </w:rPr>
+        <w:t xml:space="preserve">zoho_sync.php</w:t>
+      </w:r>
+      <w:r>
+        <w:rPr/>
+        <w:t xml:space="preserve"> — hourly. The Zoho Books sync, doing exactly what the </w:t>
+      </w:r>
+      <w:r>
+        <w:rPr>
+          <w:b w:val="1"/>
+          <w:bCs w:val="1"/>
+        </w:rPr>
+        <w:t xml:space="preserve">Sync Now</w:t>
+      </w:r>
+      <w:r>
+        <w:rPr/>
+        <w:t xml:space="preserve"> button on CA / Accounting → Zoho Books sync does: sends approved Commercial Invoices and Debit Notes, payments (LC payments included), bills, vendor payments, order expenses and costs, and received export benefits as journals — only records dated on or after the go-live date — and imports the expenses booked in Zoho Books. Once a day (the first run at least 23 hours after the last one) it also checks every record already in Books and puts back what was deleted or changed there. With Zoho Books not set up, </w:t>
+      </w:r>
+      <w:r>
+        <w:rPr>
+          <w:rFonts w:ascii="Consolas" w:hAnsi="Consolas" w:eastAsia="Consolas" w:cs="Consolas"/>
+          <w:sz w:val="18"/>
+          <w:szCs w:val="18"/>
+        </w:rPr>
+        <w:t xml:space="preserve">ZOHO_INTEGRATION_ENABLED=false</w:t>
+      </w:r>
+      <w:r>
+        <w:rPr/>
+        <w:t xml:space="preserve">, or (on the live server) no go-live date, it sends nothing, logs a "skipped" row and exits 0. Its runs are listed in the same Sync Log as the button's.</w:t>
+      </w:r>
+    </w:p>
+    <w:p>
+      <w:pPr>
         <w:spacing w:after="160"/>
       </w:pPr>
       <w:r>
         <w:rPr/>
-        <w:t xml:space="preserve">Both scripts print a one-line summary to stdout and exit 0 on success — redirect that to a log file (as above) so a Bluehost cron failure notice actually tells you something.</w:t>
+        <w:t xml:space="preserve">All four scripts print a one-line summary to stdout and exit 0 on success — redirect that to a log file (as above) so a Bluehost cron failure notice actually tells you something.</w:t>
+      </w:r>
+    </w:p>
+    <w:p>
+      <w:pPr>
+        <w:spacing w:after="160"/>
+      </w:pPr>
+      <w:r>
+        <w:rPr>
+          <w:b w:val="1"/>
+          <w:bCs w:val="1"/>
+        </w:rPr>
+        <w:t xml:space="preserve">Run by hand only, never as a cron job:</w:t>
+      </w:r>
+    </w:p>
+    <w:p>
+      <w:pPr>
+        <w:spacing w:after="60"/>
+        <w:numPr>
+          <w:ilvl w:val="0"/>
+          <w:numId w:val="6"/>
+        </w:numPr>
+      </w:pPr>
+      <w:r>
+        <w:rPr>
+          <w:rFonts w:ascii="Consolas" w:hAnsi="Consolas" w:eastAsia="Consolas" w:cs="Consolas"/>
+          <w:sz w:val="18"/>
+          <w:szCs w:val="18"/>
+        </w:rPr>
+        <w:t xml:space="preserve">php app/cron/zoho_cleanup_test_records.php</w:t>
+      </w:r>
+      <w:r>
+        <w:rPr/>
+        <w:t xml:space="preserve"> — lists, and with </w:t>
+      </w:r>
+      <w:r>
+        <w:rPr>
+          <w:rFonts w:ascii="Consolas" w:hAnsi="Consolas" w:eastAsia="Consolas" w:cs="Consolas"/>
+          <w:sz w:val="18"/>
+          <w:szCs w:val="18"/>
+        </w:rPr>
+        <w:t xml:space="preserve">--apply</w:t>
+      </w:r>
+      <w:r>
+        <w:rPr/>
+        <w:t xml:space="preserve"> deletes, the </w:t>
+      </w:r>
+      <w:r>
+        <w:rPr>
+          <w:rFonts w:ascii="Consolas" w:hAnsi="Consolas" w:eastAsia="Consolas" w:cs="Consolas"/>
+          <w:sz w:val="18"/>
+          <w:szCs w:val="18"/>
+        </w:rPr>
+        <w:t xml:space="preserve">TEST-</w:t>
+      </w:r>
+      <w:r>
+        <w:rPr/>
+        <w:t xml:space="preserve"> records made in Zoho Books while testing. </w:t>
+      </w:r>
+      <w:r>
+        <w:rPr>
+          <w:rFonts w:ascii="Consolas" w:hAnsi="Consolas" w:eastAsia="Consolas" w:cs="Consolas"/>
+          <w:sz w:val="18"/>
+          <w:szCs w:val="18"/>
+        </w:rPr>
+        <w:t xml:space="preserve">--from-sync-log</w:t>
+      </w:r>
+      <w:r>
+        <w:rPr/>
+        <w:t xml:space="preserve"> also takes every record this database pushed: use it only against the test database (the script refuses that option where </w:t>
+      </w:r>
+      <w:r>
+        <w:rPr>
+          <w:rFonts w:ascii="Consolas" w:hAnsi="Consolas" w:eastAsia="Consolas" w:cs="Consolas"/>
+          <w:sz w:val="18"/>
+          <w:szCs w:val="18"/>
+        </w:rPr>
+        <w:t xml:space="preserve">ZOHO_ENVIRONMENT=production</w:t>
+      </w:r>
+      <w:r>
+        <w:rPr/>
+        <w:t xml:space="preserve">). Every run is logged in </w:t>
+      </w:r>
+      <w:r>
+        <w:rPr>
+          <w:rFonts w:ascii="Consolas" w:hAnsi="Consolas" w:eastAsia="Consolas" w:cs="Consolas"/>
+          <w:sz w:val="18"/>
+          <w:szCs w:val="18"/>
+        </w:rPr>
+        <w:t xml:space="preserve">docs/zoho/zoho-change-log.csv</w:t>
+      </w:r>
+      <w:r>
+        <w:rPr/>
+        <w:t xml:space="preserve"> (with </w:t>
+      </w:r>
+      <w:r>
+        <w:rPr>
+          <w:rFonts w:ascii="Consolas" w:hAnsi="Consolas" w:eastAsia="Consolas" w:cs="Consolas"/>
+          <w:sz w:val="18"/>
+          <w:szCs w:val="18"/>
+        </w:rPr>
+        <w:t xml:space="preserve">--log</w:t>
+      </w:r>
+      <w:r>
+        <w:rPr/>
+        <w:t xml:space="preserve"> pointing at that file). See SOP ca-03, "Testing and the clean-up before go-live".</w:t>
+      </w:r>
+    </w:p>
+    <w:p>
+      <w:pPr>
+        <w:spacing w:after="60"/>
+        <w:numPr>
+          <w:ilvl w:val="0"/>
+          <w:numId w:val="6"/>
+        </w:numPr>
+      </w:pPr>
+      <w:r>
+        <w:rPr>
+          <w:rFonts w:ascii="Consolas" w:hAnsi="Consolas" w:eastAsia="Consolas" w:cs="Consolas"/>
+          <w:sz w:val="18"/>
+          <w:szCs w:val="18"/>
+        </w:rPr>
+        <w:t xml:space="preserve">php app/cron/reorganize_order_files.php</w:t>
+      </w:r>
+      <w:r>
+        <w:rPr/>
+        <w:t xml:space="preserve"> — one-off tidy-up that moves older order files into the step-named folders the order page uses. Dry run by default; </w:t>
+      </w:r>
+      <w:r>
+        <w:rPr>
+          <w:rFonts w:ascii="Consolas" w:hAnsi="Consolas" w:eastAsia="Consolas" w:cs="Consolas"/>
+          <w:sz w:val="18"/>
+          <w:szCs w:val="18"/>
+        </w:rPr>
+        <w:t xml:space="preserve">--apply</w:t>
+      </w:r>
+      <w:r>
+        <w:rPr/>
+        <w:t xml:space="preserve"> moves the files. Back up </w:t>
+      </w:r>
+      <w:r>
+        <w:rPr>
+          <w:rFonts w:ascii="Consolas" w:hAnsi="Consolas" w:eastAsia="Consolas" w:cs="Consolas"/>
+          <w:sz w:val="18"/>
+          <w:szCs w:val="18"/>
+        </w:rPr>
+        <w:t xml:space="preserve">storage/</w:t>
+      </w:r>
+      <w:r>
+        <w:rPr/>
+        <w:t xml:space="preserve"> and the database first; safe to run again.</w:t>
       </w:r>
     </w:p>
     <w:p>
@@ -2378,7 +4312,7 @@
       </w:pPr>
       <w:r>
         <w:rPr/>
-        <w:t xml:space="preserve">Nothing in this codebase can run a backup for you from this sandbox — there's no server to schedule against — so this is documentation to follow on the real Bluehost account, not a script that ships pre-wired. Add a third cPanel → Cron Job alongside the two above:</w:t>
+        <w:t xml:space="preserve">Nothing in this codebase can run a backup for you from this sandbox — there's no server to schedule against — so this is documentation to follow on the real Bluehost account, not a script that ships pre-wired. Add another cPanel → Cron Job alongside the four above:</w:t>
       </w:r>
     </w:p>
     <w:p>
@@ -2959,7 +4893,7 @@
       </w:pPr>
       <w:r>
         <w:rPr/>
-        <w:t xml:space="preserve">Add a fourth cPanel → Cron Job alongside the three above, offset from the DB backup so they don't compete for I/O:</w:t>
+        <w:t xml:space="preserve">Add one more cPanel → Cron Job, offset from the DB backup so they don't compete for I/O:</w:t>
       </w:r>
     </w:p>
     <w:p>

--- a/PHP_MySQL_Version/NexaCrest_PHP_Deployment_Guide.docx
+++ b/PHP_MySQL_Version/NexaCrest_PHP_Deployment_Guide.docx
@@ -986,7 +986,7 @@
       </w:r>
       <w:r>
         <w:rPr/>
-        <w:t xml:space="preserve">. As of 29 Oct 2026 the live site still needs these 13, in this order (run from the repository root):</w:t>
+        <w:t xml:space="preserve">. As of 30 Oct 2026 the live site still needs these 14, in this order (run from the repository root):</w:t>
       </w:r>
     </w:p>
     <w:p>
@@ -1121,6 +1121,140 @@
           <w:szCs w:val="18"/>
         </w:rPr>
         <w:t xml:space="preserve">mysql -u &lt;db_user&gt; -p &lt;database&gt; &lt; docs/migrations/2026-10-30a-lc-payment-firc.sql</w:t>
+      </w:r>
+    </w:p>
+    <w:p>
+      <w:pPr>
+        <w:pStyle w:val="codeblock"/>
+      </w:pPr>
+      <w:r>
+        <w:rPr>
+          <w:rFonts w:ascii="Consolas" w:hAnsi="Consolas" w:eastAsia="Consolas" w:cs="Consolas"/>
+          <w:color w:val="1E3A5F"/>
+          <w:sz w:val="18"/>
+          <w:szCs w:val="18"/>
+        </w:rPr>
+        <w:t xml:space="preserve">mysql -u &lt;db_user&gt; -p &lt;database&gt; &lt; docs/migrations/2026-10-27f-document-date.sql</w:t>
+      </w:r>
+      <w:br/>
+      <w:r>
+        <w:rPr>
+          <w:rFonts w:ascii="Consolas" w:hAnsi="Consolas" w:eastAsia="Consolas" w:cs="Consolas"/>
+          <w:color w:val="1E3A5F"/>
+          <w:sz w:val="18"/>
+          <w:szCs w:val="18"/>
+        </w:rPr>
+        <w:t xml:space="preserve">mysql -u &lt;db_user&gt; -p &lt;database&gt; &lt; docs/migrations/2026-10-27g-logistics-bill-payment-kind.sql</w:t>
+      </w:r>
+      <w:br/>
+      <w:r>
+        <w:rPr>
+          <w:rFonts w:ascii="Consolas" w:hAnsi="Consolas" w:eastAsia="Consolas" w:cs="Consolas"/>
+          <w:color w:val="1E3A5F"/>
+          <w:sz w:val="18"/>
+          <w:szCs w:val="18"/>
+        </w:rPr>
+        <w:t xml:space="preserve">mysql -u &lt;db_user&gt; -p &lt;database&gt; &lt; docs/migrations/2026-10-28a-view-cafin-permission.sql</w:t>
+      </w:r>
+      <w:br/>
+      <w:r>
+        <w:rPr>
+          <w:rFonts w:ascii="Consolas" w:hAnsi="Consolas" w:eastAsia="Consolas" w:cs="Consolas"/>
+          <w:color w:val="1E3A5F"/>
+          <w:sz w:val="18"/>
+          <w:szCs w:val="18"/>
+        </w:rPr>
+        <w:t xml:space="preserve">mysql -u &lt;db_user&gt; -p &lt;database&gt; &lt; docs/migrations/2026-10-28c-payment-terms-approval.sql</w:t>
+      </w:r>
+      <w:br/>
+      <w:r>
+        <w:rPr>
+          <w:rFonts w:ascii="Consolas" w:hAnsi="Consolas" w:eastAsia="Consolas" w:cs="Consolas"/>
+          <w:color w:val="1E3A5F"/>
+          <w:sz w:val="18"/>
+          <w:szCs w:val="18"/>
+        </w:rPr>
+        <w:t xml:space="preserve">mysql -u &lt;db_user&gt; -p &lt;database&gt; &lt; docs/migrations/2026-10-28d-ca-view-orders.sql</w:t>
+      </w:r>
+      <w:br/>
+      <w:r>
+        <w:rPr>
+          <w:rFonts w:ascii="Consolas" w:hAnsi="Consolas" w:eastAsia="Consolas" w:cs="Consolas"/>
+          <w:color w:val="1E3A5F"/>
+          <w:sz w:val="18"/>
+          <w:szCs w:val="18"/>
+        </w:rPr>
+        <w:t xml:space="preserve">mysql -u &lt;db_user&gt; -p &lt;database&gt; &lt; docs/migrations/2026-10-28e-vendor-bill-proforma-and-payments.sql</w:t>
+      </w:r>
+      <w:br/>
+      <w:r>
+        <w:rPr>
+          <w:rFonts w:ascii="Consolas" w:hAnsi="Consolas" w:eastAsia="Consolas" w:cs="Consolas"/>
+          <w:color w:val="1E3A5F"/>
+          <w:sz w:val="18"/>
+          <w:szCs w:val="18"/>
+        </w:rPr>
+        <w:t xml:space="preserve">mysql -u &lt;db_user&gt; -p &lt;database&gt; &lt; docs/migrations/2026-10-29a-zoho-stage2-invoices.sql</w:t>
+      </w:r>
+      <w:br/>
+      <w:r>
+        <w:rPr>
+          <w:rFonts w:ascii="Consolas" w:hAnsi="Consolas" w:eastAsia="Consolas" w:cs="Consolas"/>
+          <w:color w:val="1E3A5F"/>
+          <w:sz w:val="18"/>
+          <w:szCs w:val="18"/>
+        </w:rPr>
+        <w:t xml:space="preserve">mysql -u &lt;db_user&gt; -p &lt;database&gt; &lt; docs/migrations/2026-10-29b-zoho-stage3-purchases.sql</w:t>
+      </w:r>
+      <w:br/>
+      <w:r>
+        <w:rPr>
+          <w:rFonts w:ascii="Consolas" w:hAnsi="Consolas" w:eastAsia="Consolas" w:cs="Consolas"/>
+          <w:color w:val="1E3A5F"/>
+          <w:sz w:val="18"/>
+          <w:szCs w:val="18"/>
+        </w:rPr>
+        <w:t xml:space="preserve">mysql -u &lt;db_user&gt; -p &lt;database&gt; &lt; docs/migrations/2026-10-29c-two-digit-year-references.sql</w:t>
+      </w:r>
+      <w:br/>
+      <w:r>
+        <w:rPr>
+          <w:rFonts w:ascii="Consolas" w:hAnsi="Consolas" w:eastAsia="Consolas" w:cs="Consolas"/>
+          <w:color w:val="1E3A5F"/>
+          <w:sz w:val="18"/>
+          <w:szCs w:val="18"/>
+        </w:rPr>
+        <w:t xml:space="preserve">mysql -u &lt;db_user&gt; -p &lt;database&gt; &lt; docs/migrations/2026-10-29d-zoho-sync-start-date.sql</w:t>
+      </w:r>
+      <w:br/>
+      <w:r>
+        <w:rPr>
+          <w:rFonts w:ascii="Consolas" w:hAnsi="Consolas" w:eastAsia="Consolas" w:cs="Consolas"/>
+          <w:color w:val="1E3A5F"/>
+          <w:sz w:val="18"/>
+          <w:szCs w:val="18"/>
+        </w:rPr>
+        <w:t xml:space="preserve">mysql -u &lt;db_user&gt; -p &lt;database&gt; &lt; docs/migrations/2026-10-29e-shipping-bill-and-reverse-charge.sql</w:t>
+      </w:r>
+      <w:br/>
+      <w:r>
+        <w:rPr>
+          <w:rFonts w:ascii="Consolas" w:hAnsi="Consolas" w:eastAsia="Consolas" w:cs="Consolas"/>
+          <w:color w:val="1E3A5F"/>
+          <w:sz w:val="18"/>
+          <w:szCs w:val="18"/>
+        </w:rPr>
+        <w:t xml:space="preserve">mysql -u &lt;db_user&gt; -p &lt;database&gt; &lt; docs/migrations/2026-10-29f-zoho-costs-lc-benefits.sql</w:t>
+      </w:r>
+      <w:br/>
+      <w:r>
+        <w:rPr>
+          <w:rFonts w:ascii="Consolas" w:hAnsi="Consolas" w:eastAsia="Consolas" w:cs="Consolas"/>
+          <w:color w:val="1E3A5F"/>
+          <w:sz w:val="18"/>
+          <w:szCs w:val="18"/>
+        </w:rPr>
+        <w:t xml:space="preserve">mysql -u &lt;db_user&gt; -p &lt;database&gt; &lt; docs/migrations/2026-10-30b-team-incentives.sql</w:t>
       </w:r>
     </w:p>
     <w:p>
@@ -2595,7 +2729,7 @@
       </w:r>
       <w:r>
         <w:rPr/>
-        <w:t xml:space="preserve"> back up, run every migration the live database does not have yet with the host's MySQL (2026-10-29e, 2026-10-29f and 2026-10-30a are the Zoho ones; see "Upgrading an existing installation" above), then deploy the code (PHP needs no restart).</w:t>
+        <w:t xml:space="preserve"> back up, run every migration the live database does not have yet with the host's MySQL (2026-10-29e, 2026-10-29f and 2026-10-30a are the Zoho ones, 2026-10-30b the team incentives; see "Upgrading an existing installation" above), then deploy the code (PHP needs no restart).</w:t>
       </w:r>
     </w:p>
     <w:p>

--- a/PHP_MySQL_Version/NexaCrest_PHP_Deployment_Guide.docx
+++ b/PHP_MySQL_Version/NexaCrest_PHP_Deployment_Guide.docx
@@ -986,7 +986,7 @@
       </w:r>
       <w:r>
         <w:rPr/>
-        <w:t xml:space="preserve">. As of 30 Oct 2026 the live site still needs these 14, in this order (run from the repository root):</w:t>
+        <w:t xml:space="preserve">. As of 30 Oct 2026 the live site still needs these 15, in this order (run from the repository root):</w:t>
       </w:r>
     </w:p>
     <w:p>
@@ -1255,6 +1255,140 @@
           <w:szCs w:val="18"/>
         </w:rPr>
         <w:t xml:space="preserve">mysql -u &lt;db_user&gt; -p &lt;database&gt; &lt; docs/migrations/2026-10-30b-team-incentives.sql</w:t>
+      </w:r>
+    </w:p>
+    <w:p>
+      <w:pPr>
+        <w:pStyle w:val="codeblock"/>
+      </w:pPr>
+      <w:r>
+        <w:rPr>
+          <w:rFonts w:ascii="Consolas" w:hAnsi="Consolas" w:eastAsia="Consolas" w:cs="Consolas"/>
+          <w:color w:val="1E3A5F"/>
+          <w:sz w:val="18"/>
+          <w:szCs w:val="18"/>
+        </w:rPr>
+        <w:t xml:space="preserve">mysql -u &lt;db_user&gt; -p &lt;database&gt; &lt; docs/migrations/2026-10-27f-document-date.sql</w:t>
+      </w:r>
+      <w:br/>
+      <w:r>
+        <w:rPr>
+          <w:rFonts w:ascii="Consolas" w:hAnsi="Consolas" w:eastAsia="Consolas" w:cs="Consolas"/>
+          <w:color w:val="1E3A5F"/>
+          <w:sz w:val="18"/>
+          <w:szCs w:val="18"/>
+        </w:rPr>
+        <w:t xml:space="preserve">mysql -u &lt;db_user&gt; -p &lt;database&gt; &lt; docs/migrations/2026-10-27g-logistics-bill-payment-kind.sql</w:t>
+      </w:r>
+      <w:br/>
+      <w:r>
+        <w:rPr>
+          <w:rFonts w:ascii="Consolas" w:hAnsi="Consolas" w:eastAsia="Consolas" w:cs="Consolas"/>
+          <w:color w:val="1E3A5F"/>
+          <w:sz w:val="18"/>
+          <w:szCs w:val="18"/>
+        </w:rPr>
+        <w:t xml:space="preserve">mysql -u &lt;db_user&gt; -p &lt;database&gt; &lt; docs/migrations/2026-10-28a-view-cafin-permission.sql</w:t>
+      </w:r>
+      <w:br/>
+      <w:r>
+        <w:rPr>
+          <w:rFonts w:ascii="Consolas" w:hAnsi="Consolas" w:eastAsia="Consolas" w:cs="Consolas"/>
+          <w:color w:val="1E3A5F"/>
+          <w:sz w:val="18"/>
+          <w:szCs w:val="18"/>
+        </w:rPr>
+        <w:t xml:space="preserve">mysql -u &lt;db_user&gt; -p &lt;database&gt; &lt; docs/migrations/2026-10-28c-payment-terms-approval.sql</w:t>
+      </w:r>
+      <w:br/>
+      <w:r>
+        <w:rPr>
+          <w:rFonts w:ascii="Consolas" w:hAnsi="Consolas" w:eastAsia="Consolas" w:cs="Consolas"/>
+          <w:color w:val="1E3A5F"/>
+          <w:sz w:val="18"/>
+          <w:szCs w:val="18"/>
+        </w:rPr>
+        <w:t xml:space="preserve">mysql -u &lt;db_user&gt; -p &lt;database&gt; &lt; docs/migrations/2026-10-28d-ca-view-orders.sql</w:t>
+      </w:r>
+      <w:br/>
+      <w:r>
+        <w:rPr>
+          <w:rFonts w:ascii="Consolas" w:hAnsi="Consolas" w:eastAsia="Consolas" w:cs="Consolas"/>
+          <w:color w:val="1E3A5F"/>
+          <w:sz w:val="18"/>
+          <w:szCs w:val="18"/>
+        </w:rPr>
+        <w:t xml:space="preserve">mysql -u &lt;db_user&gt; -p &lt;database&gt; &lt; docs/migrations/2026-10-28e-vendor-bill-proforma-and-payments.sql</w:t>
+      </w:r>
+      <w:br/>
+      <w:r>
+        <w:rPr>
+          <w:rFonts w:ascii="Consolas" w:hAnsi="Consolas" w:eastAsia="Consolas" w:cs="Consolas"/>
+          <w:color w:val="1E3A5F"/>
+          <w:sz w:val="18"/>
+          <w:szCs w:val="18"/>
+        </w:rPr>
+        <w:t xml:space="preserve">mysql -u &lt;db_user&gt; -p &lt;database&gt; &lt; docs/migrations/2026-10-29a-zoho-stage2-invoices.sql</w:t>
+      </w:r>
+      <w:br/>
+      <w:r>
+        <w:rPr>
+          <w:rFonts w:ascii="Consolas" w:hAnsi="Consolas" w:eastAsia="Consolas" w:cs="Consolas"/>
+          <w:color w:val="1E3A5F"/>
+          <w:sz w:val="18"/>
+          <w:szCs w:val="18"/>
+        </w:rPr>
+        <w:t xml:space="preserve">mysql -u &lt;db_user&gt; -p &lt;database&gt; &lt; docs/migrations/2026-10-29b-zoho-stage3-purchases.sql</w:t>
+      </w:r>
+      <w:br/>
+      <w:r>
+        <w:rPr>
+          <w:rFonts w:ascii="Consolas" w:hAnsi="Consolas" w:eastAsia="Consolas" w:cs="Consolas"/>
+          <w:color w:val="1E3A5F"/>
+          <w:sz w:val="18"/>
+          <w:szCs w:val="18"/>
+        </w:rPr>
+        <w:t xml:space="preserve">mysql -u &lt;db_user&gt; -p &lt;database&gt; &lt; docs/migrations/2026-10-29c-two-digit-year-references.sql</w:t>
+      </w:r>
+      <w:br/>
+      <w:r>
+        <w:rPr>
+          <w:rFonts w:ascii="Consolas" w:hAnsi="Consolas" w:eastAsia="Consolas" w:cs="Consolas"/>
+          <w:color w:val="1E3A5F"/>
+          <w:sz w:val="18"/>
+          <w:szCs w:val="18"/>
+        </w:rPr>
+        <w:t xml:space="preserve">mysql -u &lt;db_user&gt; -p &lt;database&gt; &lt; docs/migrations/2026-10-29d-zoho-sync-start-date.sql</w:t>
+      </w:r>
+      <w:br/>
+      <w:r>
+        <w:rPr>
+          <w:rFonts w:ascii="Consolas" w:hAnsi="Consolas" w:eastAsia="Consolas" w:cs="Consolas"/>
+          <w:color w:val="1E3A5F"/>
+          <w:sz w:val="18"/>
+          <w:szCs w:val="18"/>
+        </w:rPr>
+        <w:t xml:space="preserve">mysql -u &lt;db_user&gt; -p &lt;database&gt; &lt; docs/migrations/2026-10-29e-shipping-bill-and-reverse-charge.sql</w:t>
+      </w:r>
+      <w:br/>
+      <w:r>
+        <w:rPr>
+          <w:rFonts w:ascii="Consolas" w:hAnsi="Consolas" w:eastAsia="Consolas" w:cs="Consolas"/>
+          <w:color w:val="1E3A5F"/>
+          <w:sz w:val="18"/>
+          <w:szCs w:val="18"/>
+        </w:rPr>
+        <w:t xml:space="preserve">mysql -u &lt;db_user&gt; -p &lt;database&gt; &lt; docs/migrations/2026-10-29f-zoho-costs-lc-benefits.sql</w:t>
+      </w:r>
+      <w:br/>
+      <w:r>
+        <w:rPr>
+          <w:rFonts w:ascii="Consolas" w:hAnsi="Consolas" w:eastAsia="Consolas" w:cs="Consolas"/>
+          <w:color w:val="1E3A5F"/>
+          <w:sz w:val="18"/>
+          <w:szCs w:val="18"/>
+        </w:rPr>
+        <w:t xml:space="preserve">mysql -u &lt;db_user&gt; -p &lt;database&gt; &lt; docs/migrations/2026-10-30c-ca-view-all-orders.sql</w:t>
       </w:r>
     </w:p>
     <w:p>

--- a/PHP_MySQL_Version/NexaCrest_PHP_Deployment_Guide.docx
+++ b/PHP_MySQL_Version/NexaCrest_PHP_Deployment_Guide.docx
@@ -1389,6 +1389,140 @@
           <w:szCs w:val="18"/>
         </w:rPr>
         <w:t xml:space="preserve">mysql -u &lt;db_user&gt; -p &lt;database&gt; &lt; docs/migrations/2026-10-30c-ca-view-all-orders.sql</w:t>
+      </w:r>
+    </w:p>
+    <w:p>
+      <w:pPr>
+        <w:pStyle w:val="codeblock"/>
+      </w:pPr>
+      <w:r>
+        <w:rPr>
+          <w:rFonts w:ascii="Consolas" w:hAnsi="Consolas" w:eastAsia="Consolas" w:cs="Consolas"/>
+          <w:color w:val="1E3A5F"/>
+          <w:sz w:val="18"/>
+          <w:szCs w:val="18"/>
+        </w:rPr>
+        <w:t xml:space="preserve">mysql -u &lt;db_user&gt; -p &lt;database&gt; &lt; docs/migrations/2026-10-27f-document-date.sql</w:t>
+      </w:r>
+      <w:br/>
+      <w:r>
+        <w:rPr>
+          <w:rFonts w:ascii="Consolas" w:hAnsi="Consolas" w:eastAsia="Consolas" w:cs="Consolas"/>
+          <w:color w:val="1E3A5F"/>
+          <w:sz w:val="18"/>
+          <w:szCs w:val="18"/>
+        </w:rPr>
+        <w:t xml:space="preserve">mysql -u &lt;db_user&gt; -p &lt;database&gt; &lt; docs/migrations/2026-10-27g-logistics-bill-payment-kind.sql</w:t>
+      </w:r>
+      <w:br/>
+      <w:r>
+        <w:rPr>
+          <w:rFonts w:ascii="Consolas" w:hAnsi="Consolas" w:eastAsia="Consolas" w:cs="Consolas"/>
+          <w:color w:val="1E3A5F"/>
+          <w:sz w:val="18"/>
+          <w:szCs w:val="18"/>
+        </w:rPr>
+        <w:t xml:space="preserve">mysql -u &lt;db_user&gt; -p &lt;database&gt; &lt; docs/migrations/2026-10-28a-view-cafin-permission.sql</w:t>
+      </w:r>
+      <w:br/>
+      <w:r>
+        <w:rPr>
+          <w:rFonts w:ascii="Consolas" w:hAnsi="Consolas" w:eastAsia="Consolas" w:cs="Consolas"/>
+          <w:color w:val="1E3A5F"/>
+          <w:sz w:val="18"/>
+          <w:szCs w:val="18"/>
+        </w:rPr>
+        <w:t xml:space="preserve">mysql -u &lt;db_user&gt; -p &lt;database&gt; &lt; docs/migrations/2026-10-28c-payment-terms-approval.sql</w:t>
+      </w:r>
+      <w:br/>
+      <w:r>
+        <w:rPr>
+          <w:rFonts w:ascii="Consolas" w:hAnsi="Consolas" w:eastAsia="Consolas" w:cs="Consolas"/>
+          <w:color w:val="1E3A5F"/>
+          <w:sz w:val="18"/>
+          <w:szCs w:val="18"/>
+        </w:rPr>
+        <w:t xml:space="preserve">mysql -u &lt;db_user&gt; -p &lt;database&gt; &lt; docs/migrations/2026-10-28d-ca-view-orders.sql</w:t>
+      </w:r>
+      <w:br/>
+      <w:r>
+        <w:rPr>
+          <w:rFonts w:ascii="Consolas" w:hAnsi="Consolas" w:eastAsia="Consolas" w:cs="Consolas"/>
+          <w:color w:val="1E3A5F"/>
+          <w:sz w:val="18"/>
+          <w:szCs w:val="18"/>
+        </w:rPr>
+        <w:t xml:space="preserve">mysql -u &lt;db_user&gt; -p &lt;database&gt; &lt; docs/migrations/2026-10-28e-vendor-bill-proforma-and-payments.sql</w:t>
+      </w:r>
+      <w:br/>
+      <w:r>
+        <w:rPr>
+          <w:rFonts w:ascii="Consolas" w:hAnsi="Consolas" w:eastAsia="Consolas" w:cs="Consolas"/>
+          <w:color w:val="1E3A5F"/>
+          <w:sz w:val="18"/>
+          <w:szCs w:val="18"/>
+        </w:rPr>
+        <w:t xml:space="preserve">mysql -u &lt;db_user&gt; -p &lt;database&gt; &lt; docs/migrations/2026-10-29a-zoho-stage2-invoices.sql</w:t>
+      </w:r>
+      <w:br/>
+      <w:r>
+        <w:rPr>
+          <w:rFonts w:ascii="Consolas" w:hAnsi="Consolas" w:eastAsia="Consolas" w:cs="Consolas"/>
+          <w:color w:val="1E3A5F"/>
+          <w:sz w:val="18"/>
+          <w:szCs w:val="18"/>
+        </w:rPr>
+        <w:t xml:space="preserve">mysql -u &lt;db_user&gt; -p &lt;database&gt; &lt; docs/migrations/2026-10-29b-zoho-stage3-purchases.sql</w:t>
+      </w:r>
+      <w:br/>
+      <w:r>
+        <w:rPr>
+          <w:rFonts w:ascii="Consolas" w:hAnsi="Consolas" w:eastAsia="Consolas" w:cs="Consolas"/>
+          <w:color w:val="1E3A5F"/>
+          <w:sz w:val="18"/>
+          <w:szCs w:val="18"/>
+        </w:rPr>
+        <w:t xml:space="preserve">mysql -u &lt;db_user&gt; -p &lt;database&gt; &lt; docs/migrations/2026-10-29c-two-digit-year-references.sql</w:t>
+      </w:r>
+      <w:br/>
+      <w:r>
+        <w:rPr>
+          <w:rFonts w:ascii="Consolas" w:hAnsi="Consolas" w:eastAsia="Consolas" w:cs="Consolas"/>
+          <w:color w:val="1E3A5F"/>
+          <w:sz w:val="18"/>
+          <w:szCs w:val="18"/>
+        </w:rPr>
+        <w:t xml:space="preserve">mysql -u &lt;db_user&gt; -p &lt;database&gt; &lt; docs/migrations/2026-10-29d-zoho-sync-start-date.sql</w:t>
+      </w:r>
+      <w:br/>
+      <w:r>
+        <w:rPr>
+          <w:rFonts w:ascii="Consolas" w:hAnsi="Consolas" w:eastAsia="Consolas" w:cs="Consolas"/>
+          <w:color w:val="1E3A5F"/>
+          <w:sz w:val="18"/>
+          <w:szCs w:val="18"/>
+        </w:rPr>
+        <w:t xml:space="preserve">mysql -u &lt;db_user&gt; -p &lt;database&gt; &lt; docs/migrations/2026-10-29e-shipping-bill-and-reverse-charge.sql</w:t>
+      </w:r>
+      <w:br/>
+      <w:r>
+        <w:rPr>
+          <w:rFonts w:ascii="Consolas" w:hAnsi="Consolas" w:eastAsia="Consolas" w:cs="Consolas"/>
+          <w:color w:val="1E3A5F"/>
+          <w:sz w:val="18"/>
+          <w:szCs w:val="18"/>
+        </w:rPr>
+        <w:t xml:space="preserve">mysql -u &lt;db_user&gt; -p &lt;database&gt; &lt; docs/migrations/2026-10-29f-zoho-costs-lc-benefits.sql</w:t>
+      </w:r>
+      <w:br/>
+      <w:r>
+        <w:rPr>
+          <w:rFonts w:ascii="Consolas" w:hAnsi="Consolas" w:eastAsia="Consolas" w:cs="Consolas"/>
+          <w:color w:val="1E3A5F"/>
+          <w:sz w:val="18"/>
+          <w:szCs w:val="18"/>
+        </w:rPr>
+        <w:t xml:space="preserve">mysql -u &lt;db_user&gt; -p &lt;database&gt; &lt; docs/migrations/2026-10-30d-associate-agreement-po-date.sql</w:t>
       </w:r>
     </w:p>
     <w:p>

--- a/PHP_MySQL_Version/NexaCrest_PHP_Deployment_Guide.docx
+++ b/PHP_MySQL_Version/NexaCrest_PHP_Deployment_Guide.docx
@@ -109,7 +109,7 @@
           <w:sz w:val="18"/>
           <w:szCs w:val="18"/>
         </w:rPr>
-        <w:t xml:space="preserve">docs/schema.sql — full database schema (113 tables, 218 foreign keys as of 29 October 2026; 52 tables / 76 foreign keys at the time of this Phase D delivery), validated against a live MariaDB instance after every change in this delivery, including the Phase D additions below.</w:t>
+        <w:t xml:space="preserve">docs/schema.sql — full database schema (119 tables, 232 foreign keys as of 30 October 2026; 52 tables / 76 foreign keys at the time of this Phase D delivery), validated against a live MariaDB instance after every change in this delivery, including the Phase D additions below.</w:t>
       </w:r>
       <w:r>
         <w:rPr/>
@@ -2997,7 +2997,7 @@
       </w:r>
       <w:r>
         <w:rPr/>
-        <w:t xml:space="preserve"> back up, run every migration the live database does not have yet with the host's MySQL (2026-10-29e, 2026-10-29f and 2026-10-30a are the Zoho ones, 2026-10-30b the team incentives; see "Upgrading an existing installation" above), then deploy the code (PHP needs no restart).</w:t>
+        <w:t xml:space="preserve"> back up, run every migration the live database does not have yet with the host's MySQL (2026-10-29e, 2026-10-29f and 2026-10-30a are the Zoho ones, 2026-10-30b the team incentives, 2026-10-30c the CA seeing every order, 2026-10-30d the associate agreement and buyer PO date; see "Upgrading an existing installation" above), then deploy the code (PHP needs no restart).</w:t>
       </w:r>
     </w:p>
     <w:p>
